--- a/10. Advanced Certificate in Applied Quantum Computing and Qiskit Programming/Advanced Certificate in Applied Quantum Computing and Qiskit Programming.docx
+++ b/10. Advanced Certificate in Applied Quantum Computing and Qiskit Programming/Advanced Certificate in Applied Quantum Computing and Qiskit Programming.docx
@@ -128,7 +128,7 @@
               <w:rPr>
                 <w:rFonts w:cs="Arial"/>
               </w:rPr>
-              <w:t>Advanced Certificate in Applied Quantum Computing and Qiskit Programming</w:t>
+              <w:t>Advanced Certificate in Applied Quantum Computing and Quantum Computing Software</w:t>
             </w:r>
           </w:p>
         </w:tc>
@@ -225,7 +225,7 @@
               <w:rPr>
                 <w:rFonts w:cs="Arial"/>
               </w:rPr>
-              <w:t>Advanced Certificate in Applied Quantum Computing and Qiskit Programming</w:t>
+              <w:t>Advanced Certificate in Applied Quantum Computing and Quantum Computing Software</w:t>
             </w:r>
           </w:p>
         </w:tc>
@@ -320,7 +320,7 @@
               <w:rPr>
                 <w:rFonts w:cs="Arial"/>
               </w:rPr>
-              <w:t>The Advanced Certificate in Applied Quantum Computing and Qiskit Programming equips learners with practical, hands-on capability to understand quantum computing concepts, build quantum circuits in Python using Qiskit, execute selected circuits on IBM quantum systems, and interpret circuit behaviour across simulation and real hardware. Upon successful completion, learners will be able to explain qubits and quantum states; configure a Qiskit development environment; implement common single-qubit and multi-qubit gates; analyse circuit identities; apply the Deutsch-Jozsa algorithm; and describe quantum key distribution and quantum teleportation concepts.</w:t>
+              <w:t>The Advanced Certificate in Applied Quantum Computing and Quantum Computing Software equips learners with practical, hands-on capability to understand quantum computing concepts, build quantum circuits in Python using quantum computing software, execute selected circuits on IBM quantum systems, and interpret circuit behaviour across simulation and real hardware. Upon successful completion, learners will be able to explain qubits and quantum states; configure a quantum computing software development environment; implement common single-qubit and multi-qubit gates; analyse circuit identities; apply the Deutsch-Jozsa algorithm; and describe quantum key distribution and quantum teleportation concepts.</w:t>
             </w:r>
           </w:p>
           <w:p>
@@ -824,7 +824,7 @@
                     <w:rPr>
                       <w:rFonts w:cs="Arial"/>
                     </w:rPr>
-                    <w:t>Module 9: Qiskit Installation and Verification</w:t>
+                    <w:t>Module 9: Quantum Computing Software Installation and Verification</w:t>
                   </w:r>
                 </w:p>
               </w:tc>
@@ -842,7 +842,7 @@
                     <w:rPr>
                       <w:rFonts w:cs="Arial"/>
                     </w:rPr>
-                    <w:t>Learners will install Qiskit, validate the development environment, address version considerations and confirm that basic quantum programmes execute correctly.</w:t>
+                    <w:t>Learners will install quantum computing software, validate the development environment, address version considerations and confirm that basic quantum programmes execute correctly.</w:t>
                   </w:r>
                 </w:p>
               </w:tc>
@@ -870,7 +870,7 @@
                     <w:rPr>
                       <w:rFonts w:cs="Arial"/>
                     </w:rPr>
-                    <w:t>Module 10: Building X-Gate Circuits in Qiskit</w:t>
+                    <w:t>Module 10: Building X-Gate Circuits in quantum computing software</w:t>
                   </w:r>
                 </w:p>
               </w:tc>
@@ -888,7 +888,7 @@
                     <w:rPr>
                       <w:rFonts w:cs="Arial"/>
                     </w:rPr>
-                    <w:t>Learners will implement the quantum NOT operation using Qiskit, simulate outcomes and interpret how the X operation changes basis states.</w:t>
+                    <w:t>Learners will implement the quantum NOT operation using quantum computing software, simulate outcomes and interpret how the X operation changes basis states.</w:t>
                   </w:r>
                 </w:p>
               </w:tc>
@@ -1238,7 +1238,7 @@
                     <w:rPr>
                       <w:rFonts w:cs="Arial"/>
                     </w:rPr>
-                    <w:t>Module 18: Implementing Hadamard Circuits in Qiskit</w:t>
+                    <w:t>Module 18: Implementing Hadamard Circuits in quantum computing software</w:t>
                   </w:r>
                 </w:p>
               </w:tc>
@@ -1256,7 +1256,7 @@
                     <w:rPr>
                       <w:rFonts w:cs="Arial"/>
                     </w:rPr>
-                    <w:t>Learners will build Hadamard circuits in Qiskit, simulate them, and interpret their role in creating and measuring superposed states.</w:t>
+                    <w:t>Learners will build Hadamard circuits in quantum computing software, simulate them, and interpret their role in creating and measuring superposed states.</w:t>
                   </w:r>
                 </w:p>
               </w:tc>
@@ -1394,7 +1394,7 @@
                     <w:rPr>
                       <w:rFonts w:cs="Arial"/>
                     </w:rPr>
-                    <w:t>Learners will implement parameterised phase rotations, analyse their effect on quantum states and use Qiskit to visualise phase behaviour.</w:t>
+                    <w:t>Learners will implement parameterised phase rotations, analyse their effect on quantum states and use quantum computing software to visualise phase behaviour.</w:t>
                   </w:r>
                 </w:p>
               </w:tc>
@@ -1947,7 +1947,7 @@
                     <w:rPr>
                       <w:rFonts w:cs="Arial"/>
                     </w:rPr>
-                    <w:t>Learners will apply CNOT circuit identities to transform, simplify and verify equivalent quantum circuits in Qiskit.</w:t>
+                    <w:t>Learners will apply CNOT circuit identities to transform, simplify and verify equivalent quantum circuits in quantum computing software.</w:t>
                   </w:r>
                 </w:p>
               </w:tc>
@@ -2297,7 +2297,7 @@
                     <w:rPr>
                       <w:rFonts w:cs="Arial"/>
                     </w:rPr>
-                    <w:t>Module 41: Deutsch-Jozsa Implementation in Qiskit</w:t>
+                    <w:t>Module 41: Deutsch-Jozsa Implementation in quantum computing software</w:t>
                   </w:r>
                 </w:p>
               </w:tc>
@@ -2315,7 +2315,7 @@
                     <w:rPr>
                       <w:rFonts w:cs="Arial"/>
                     </w:rPr>
-                    <w:t>Learners will implement the Deutsch-Jozsa algorithm in Qiskit, test oracle behaviour and analyse algorithm outputs.</w:t>
+                    <w:t>Learners will implement the Deutsch-Jozsa algorithm in quantum computing software, test oracle behaviour and analyse algorithm outputs.</w:t>
                   </w:r>
                 </w:p>
               </w:tc>
@@ -2536,7 +2536,7 @@
               <w:rPr>
                 <w:rFonts w:cs="Arial"/>
               </w:rPr>
-              <w:t>Learners with basic programming knowledge who want to build and simulate quantum circuits using Qiskit.</w:t>
+              <w:t>Learners with basic programming knowledge who want to build and simulate quantum circuits using quantum computing software.</w:t>
             </w:r>
           </w:p>
           <w:p>
@@ -2649,7 +2649,7 @@
               <w:rPr>
                 <w:rFonts w:cs="Arial"/>
               </w:rPr>
-              <w:t>Graduates of the Advanced Certificate in Applied Quantum Computing and Qiskit Programming can pursue a range of entry-level and emerging technology roles in both the public and private sectors, including:</w:t>
+              <w:t>Graduates of the Advanced Certificate in Applied Quantum Computing and Quantum Computing Software can pursue a range of entry-level and emerging technology roles in both the public and private sectors, including:</w:t>
             </w:r>
           </w:p>
           <w:p>
@@ -2691,7 +2691,7 @@
               <w:rPr>
                 <w:rFonts w:cs="Arial"/>
               </w:rPr>
-              <w:t>• Qiskit Developer / Quantum Circuit Programmer</w:t>
+              <w:t>• Quantum Computing Software Developer / Quantum Circuit Programmer</w:t>
             </w:r>
           </w:p>
           <w:p>
@@ -3248,7 +3248,7 @@
                     <w:rPr>
                       <w:rFonts w:cs="Arial"/>
                     </w:rPr>
-                    <w:t>Hands-on labs in Qiskit notebooks, quantum simulators and IBM Quantum environments (delivered live online)</w:t>
+                    <w:t>Hands-on labs in quantum computing software notebooks, quantum simulators and IBM Quantum environments (delivered live online)</w:t>
                   </w:r>
                 </w:p>
               </w:tc>
@@ -3812,7 +3812,7 @@
                     <w:rPr>
                       <w:rFonts w:cs="Arial"/>
                     </w:rPr>
-                    <w:t>Advanced Certificate in Applied Quantum Computing and Qiskit Programming</w:t>
+                    <w:t>Advanced Certificate in Applied Quantum Computing and Quantum Computing Software</w:t>
                   </w:r>
                 </w:p>
               </w:tc>
@@ -3934,7 +3934,7 @@
                     <w:rPr>
                       <w:rFonts w:cs="Arial"/>
                     </w:rPr>
-                    <w:t>Module 9: Qiskit Installation and Verification</w:t>
+                    <w:t>Module 9: Quantum Computing Software Installation and Verification</w:t>
                   </w:r>
                 </w:p>
                 <w:p>
@@ -3947,7 +3947,7 @@
                     <w:rPr>
                       <w:rFonts w:cs="Arial"/>
                     </w:rPr>
-                    <w:t>Module 10: Building X-Gate Circuits in Qiskit</w:t>
+                    <w:t>Module 10: Building X-Gate Circuits in quantum computing software</w:t>
                   </w:r>
                 </w:p>
                 <w:p>
@@ -4051,7 +4051,7 @@
                     <w:rPr>
                       <w:rFonts w:cs="Arial"/>
                     </w:rPr>
-                    <w:t>Module 18: Implementing Hadamard Circuits in Qiskit</w:t>
+                    <w:t>Module 18: Implementing Hadamard Circuits in quantum computing software</w:t>
                   </w:r>
                 </w:p>
                 <w:p>
@@ -4350,7 +4350,7 @@
                     <w:rPr>
                       <w:rFonts w:cs="Arial"/>
                     </w:rPr>
-                    <w:t>Module 41: Deutsch-Jozsa Implementation in Qiskit</w:t>
+                    <w:t>Module 41: Deutsch-Jozsa Implementation in quantum computing software</w:t>
                   </w:r>
                 </w:p>
                 <w:p>

--- a/10. Advanced Certificate in Applied Quantum Computing and Qiskit Programming/Advanced Certificate in Applied Quantum Computing and Qiskit Programming.docx
+++ b/10. Advanced Certificate in Applied Quantum Computing and Qiskit Programming/Advanced Certificate in Applied Quantum Computing and Qiskit Programming.docx
@@ -337,10 +337,7 @@
               </w:rPr>
             </w:pPr>
             <w:r>
-              <w:rPr>
-                <w:rFonts w:cs="Arial"/>
-              </w:rPr>
-              <w:t>The course comprises forty-four modules. Each module consists of 10 sessions (9 teaching + 1 assessment), conducted live online for 3 days a week, 7:00 PM - 10:00 PM (3 hours per session). The learning objective for each module is as follows:</w:t>
+              <w:t>The course comprises five modules. Each module consists of 10 sessions (9 teaching + 1 assessment), conducted live online for 3 sessions a week, 7:00 PM - 10:00 PM (3 hours per session). The learning objective for each module is as follows:</w:t>
             </w:r>
           </w:p>
           <w:tbl>
@@ -424,9 +421,6 @@
                 </w:tcPr>
                 <w:p>
                   <w:r>
-                    <w:rPr>
-                      <w:rFonts w:cs="Arial"/>
-                    </w:rPr>
                     <w:t>1</w:t>
                   </w:r>
                 </w:p>
@@ -437,10 +431,7 @@
                 </w:tcPr>
                 <w:p>
                   <w:r>
-                    <w:rPr>
-                      <w:rFonts w:cs="Arial"/>
-                    </w:rPr>
-                    <w:t>Module 1: Orientation to Applied Quantum Computing</w:t>
+                    <w:t>Module 1: Quantum Computing Foundations and Mathematical Models</w:t>
                   </w:r>
                 </w:p>
               </w:tc>
@@ -449,16 +440,8 @@
                   <w:tcW w:w="5400" w:type="dxa"/>
                 </w:tcPr>
                 <w:p>
-                  <w:pPr>
-                    <w:rPr>
-                      <w:rFonts w:cs="Arial"/>
-                    </w:rPr>
-                  </w:pPr>
                   <w:r>
-                    <w:rPr>
-                      <w:rFonts w:cs="Arial"/>
-                    </w:rPr>
-                    <w:t>Learners will understand the programme structure, learning journey, practical expectations, and the role of quantum computing in modern computing practice.</w:t>
+                    <w:t>Learners will explain programme expectations, core quantum phenomena, bits and qubits, measurement behaviour, state vectors, and the linear algebra and classical logic foundations needed for quantum circuit study.</w:t>
                   </w:r>
                 </w:p>
               </w:tc>
@@ -470,9 +453,6 @@
                 </w:tcPr>
                 <w:p>
                   <w:r>
-                    <w:rPr>
-                      <w:rFonts w:cs="Arial"/>
-                    </w:rPr>
                     <w:t>2</w:t>
                   </w:r>
                 </w:p>
@@ -483,10 +463,7 @@
                 </w:tcPr>
                 <w:p>
                   <w:r>
-                    <w:rPr>
-                      <w:rFonts w:cs="Arial"/>
-                    </w:rPr>
-                    <w:t>Module 2: Quantum Physics Concepts for Computing</w:t>
+                    <w:t>Module 2: Qiskit Development and Single-Qubit Circuit Programming</w:t>
                   </w:r>
                 </w:p>
               </w:tc>
@@ -495,16 +472,8 @@
                   <w:tcW w:w="5400" w:type="dxa"/>
                 </w:tcPr>
                 <w:p>
-                  <w:pPr>
-                    <w:rPr>
-                      <w:rFonts w:cs="Arial"/>
-                    </w:rPr>
-                  </w:pPr>
                   <w:r>
-                    <w:rPr>
-                      <w:rFonts w:cs="Arial"/>
-                    </w:rPr>
-                    <w:t>Learners will explain core quantum phenomena such as superposition, measurement, wave-particle behaviour, entanglement and tunnelling, and relate them to computation.</w:t>
+                    <w:t>Learners will configure Python, Anaconda and Qiskit environments; build and test X, Y, Z, Hadamard, phase and parameterised single-qubit circuits; and interpret simulation and measurement outputs.</w:t>
                   </w:r>
                 </w:p>
               </w:tc>
@@ -516,9 +485,6 @@
                 </w:tcPr>
                 <w:p>
                   <w:r>
-                    <w:rPr>
-                      <w:rFonts w:cs="Arial"/>
-                    </w:rPr>
                     <w:t>3</w:t>
                   </w:r>
                 </w:p>
@@ -529,10 +495,7 @@
                 </w:tcPr>
                 <w:p>
                   <w:r>
-                    <w:rPr>
-                      <w:rFonts w:cs="Arial"/>
-                    </w:rPr>
-                    <w:t>Module 3: Bits, Qubits and Computational States</w:t>
+                    <w:t>Module 3: Multi-Qubit Circuits, Entanglement and Gate Equivalences</w:t>
                   </w:r>
                 </w:p>
               </w:tc>
@@ -541,16 +504,8 @@
                   <w:tcW w:w="5400" w:type="dxa"/>
                 </w:tcPr>
                 <w:p>
-                  <w:pPr>
-                    <w:rPr>
-                      <w:rFonts w:cs="Arial"/>
-                    </w:rPr>
-                  </w:pPr>
                   <w:r>
-                    <w:rPr>
-                      <w:rFonts w:cs="Arial"/>
-                    </w:rPr>
-                    <w:t>Learners will compare classical bits with qubits, interpret probabilistic quantum states, and describe how superposition expands computational representation.</w:t>
+                    <w:t>Learners will represent multi-qubit states, construct CNOT, controlled-gate, SWAP and Toffoli circuits, analyse entanglement and control-target behaviour, and verify equivalent circuit transformations in Qiskit.</w:t>
                   </w:r>
                 </w:p>
               </w:tc>
@@ -562,9 +517,6 @@
                 </w:tcPr>
                 <w:p>
                   <w:r>
-                    <w:rPr>
-                      <w:rFonts w:cs="Arial"/>
-                    </w:rPr>
                     <w:t>4</w:t>
                   </w:r>
                 </w:p>
@@ -575,10 +527,7 @@
                 </w:tcPr>
                 <w:p>
                   <w:r>
-                    <w:rPr>
-                      <w:rFonts w:cs="Arial"/>
-                    </w:rPr>
-                    <w:t>Module 4: Qubit Preparation, Stability and Measurement</w:t>
+                    <w:t>Module 4: Quantum Algorithms and IBM Quantum Hardware Execution</w:t>
                   </w:r>
                 </w:p>
               </w:tc>
@@ -587,16 +536,8 @@
                   <w:tcW w:w="5400" w:type="dxa"/>
                 </w:tcPr>
                 <w:p>
-                  <w:pPr>
-                    <w:rPr>
-                      <w:rFonts w:cs="Arial"/>
-                    </w:rPr>
-                  </w:pPr>
                   <w:r>
-                    <w:rPr>
-                      <w:rFonts w:cs="Arial"/>
-                    </w:rPr>
-                    <w:t>Learners will describe how qubits are created, maintained, controlled and measured, including practical considerations for reliable quantum readout.</w:t>
+                    <w:t>Learners will design and implement the Deutsch-Jozsa algorithm, prepare suitable oracles and circuit structures, run selected circuits on IBM Quantum systems, and compare ideal, simulated and hardware results.</w:t>
                   </w:r>
                 </w:p>
               </w:tc>
@@ -608,9 +549,6 @@
                 </w:tcPr>
                 <w:p>
                   <w:r>
-                    <w:rPr>
-                      <w:rFonts w:cs="Arial"/>
-                    </w:rPr>
                     <w:t>5</w:t>
                   </w:r>
                 </w:p>
@@ -621,10 +559,7 @@
                 </w:tcPr>
                 <w:p>
                   <w:r>
-                    <w:rPr>
-                      <w:rFonts w:cs="Arial"/>
-                    </w:rPr>
-                    <w:t>Module 5: Linear Algebra Models for Quantum States</w:t>
+                    <w:t>Module 5: Quantum Communication Protocols and Applied Practice Portfolio</w:t>
                   </w:r>
                 </w:p>
               </w:tc>
@@ -633,1827 +568,8 @@
                   <w:tcW w:w="5400" w:type="dxa"/>
                 </w:tcPr>
                 <w:p>
-                  <w:pPr>
-                    <w:rPr>
-                      <w:rFonts w:cs="Arial"/>
-                    </w:rPr>
-                  </w:pPr>
                   <w:r>
-                    <w:rPr>
-                      <w:rFonts w:cs="Arial"/>
-                    </w:rPr>
-                    <w:t>Learners will represent quantum states using vectors and matrices and connect mathematical notation to computational state evolution.</w:t>
-                  </w:r>
-                </w:p>
-              </w:tc>
-            </w:tr>
-            <w:tr>
-              <w:tc>
-                <w:tcPr>
-                  <w:tcW w:w="504" w:type="dxa"/>
-                </w:tcPr>
-                <w:p>
-                  <w:r>
-                    <w:rPr>
-                      <w:rFonts w:cs="Arial"/>
-                    </w:rPr>
-                    <w:t>6</w:t>
-                  </w:r>
-                </w:p>
-              </w:tc>
-              <w:tc>
-                <w:tcPr>
-                  <w:tcW w:w="2520" w:type="dxa"/>
-                </w:tcPr>
-                <w:p>
-                  <w:r>
-                    <w:rPr>
-                      <w:rFonts w:cs="Arial"/>
-                    </w:rPr>
-                    <w:t>Module 6: Classical Logic Foundations for Quantum Study</w:t>
-                  </w:r>
-                </w:p>
-              </w:tc>
-              <w:tc>
-                <w:tcPr>
-                  <w:tcW w:w="5400" w:type="dxa"/>
-                </w:tcPr>
-                <w:p>
-                  <w:pPr>
-                    <w:rPr>
-                      <w:rFonts w:cs="Arial"/>
-                    </w:rPr>
-                  </w:pPr>
-                  <w:r>
-                    <w:rPr>
-                      <w:rFonts w:cs="Arial"/>
-                    </w:rPr>
-                    <w:t>Learners will review classical logic gates and truth-table reasoning so they can distinguish conventional gate operations from quantum transformations.</w:t>
-                  </w:r>
-                </w:p>
-              </w:tc>
-            </w:tr>
-            <w:tr>
-              <w:tc>
-                <w:tcPr>
-                  <w:tcW w:w="504" w:type="dxa"/>
-                </w:tcPr>
-                <w:p>
-                  <w:r>
-                    <w:rPr>
-                      <w:rFonts w:cs="Arial"/>
-                    </w:rPr>
-                    <w:t>7</w:t>
-                  </w:r>
-                </w:p>
-              </w:tc>
-              <w:tc>
-                <w:tcPr>
-                  <w:tcW w:w="2520" w:type="dxa"/>
-                </w:tcPr>
-                <w:p>
-                  <w:r>
-                    <w:rPr>
-                      <w:rFonts w:cs="Arial"/>
-                    </w:rPr>
-                    <w:t>Module 7: Quantum Software Platforms and Toolchains</w:t>
-                  </w:r>
-                </w:p>
-              </w:tc>
-              <w:tc>
-                <w:tcPr>
-                  <w:tcW w:w="5400" w:type="dxa"/>
-                </w:tcPr>
-                <w:p>
-                  <w:pPr>
-                    <w:rPr>
-                      <w:rFonts w:cs="Arial"/>
-                    </w:rPr>
-                  </w:pPr>
-                  <w:r>
-                    <w:rPr>
-                      <w:rFonts w:cs="Arial"/>
-                    </w:rPr>
-                    <w:t>Learners will compare popular quantum development frameworks and select suitable tools for simulation, circuit construction and hardware access.</w:t>
-                  </w:r>
-                </w:p>
-              </w:tc>
-            </w:tr>
-            <w:tr>
-              <w:tc>
-                <w:tcPr>
-                  <w:tcW w:w="504" w:type="dxa"/>
-                </w:tcPr>
-                <w:p>
-                  <w:r>
-                    <w:rPr>
-                      <w:rFonts w:cs="Arial"/>
-                    </w:rPr>
-                    <w:t>8</w:t>
-                  </w:r>
-                </w:p>
-              </w:tc>
-              <w:tc>
-                <w:tcPr>
-                  <w:tcW w:w="2520" w:type="dxa"/>
-                </w:tcPr>
-                <w:p>
-                  <w:r>
-                    <w:rPr>
-                      <w:rFonts w:cs="Arial"/>
-                    </w:rPr>
-                    <w:t xml:space="preserve">Module 8: Python </w:t>
-                  </w:r>
-                  <w:r>
-                    <w:rPr>
-                      <w:rFonts w:cs="Arial"/>
-                    </w:rPr>
-                    <w:lastRenderedPageBreak/>
-                    <w:t>Environment Setup with Anaconda</w:t>
-                  </w:r>
-                </w:p>
-              </w:tc>
-              <w:tc>
-                <w:tcPr>
-                  <w:tcW w:w="5400" w:type="dxa"/>
-                </w:tcPr>
-                <w:p>
-                  <w:pPr>
-                    <w:rPr>
-                      <w:rFonts w:cs="Arial"/>
-                    </w:rPr>
-                  </w:pPr>
-                  <w:r>
-                    <w:rPr>
-                      <w:rFonts w:cs="Arial"/>
-                    </w:rPr>
-                    <w:lastRenderedPageBreak/>
-                    <w:t xml:space="preserve">Learners will install and configure an Anaconda-based Python </w:t>
-                  </w:r>
-                  <w:r>
-                    <w:rPr>
-                      <w:rFonts w:cs="Arial"/>
-                    </w:rPr>
-                    <w:lastRenderedPageBreak/>
-                    <w:t>environment suitable for quantum computing exercises and notebook-based development.</w:t>
-                  </w:r>
-                </w:p>
-              </w:tc>
-            </w:tr>
-            <w:tr>
-              <w:tc>
-                <w:tcPr>
-                  <w:tcW w:w="504" w:type="dxa"/>
-                </w:tcPr>
-                <w:p>
-                  <w:r>
-                    <w:rPr>
-                      <w:rFonts w:cs="Arial"/>
-                    </w:rPr>
-                    <w:lastRenderedPageBreak/>
-                    <w:t>9</w:t>
-                  </w:r>
-                </w:p>
-              </w:tc>
-              <w:tc>
-                <w:tcPr>
-                  <w:tcW w:w="2520" w:type="dxa"/>
-                </w:tcPr>
-                <w:p>
-                  <w:r>
-                    <w:rPr>
-                      <w:rFonts w:cs="Arial"/>
-                    </w:rPr>
-                    <w:t>Module 9: Qiskit Installation and Verification</w:t>
-                  </w:r>
-                </w:p>
-              </w:tc>
-              <w:tc>
-                <w:tcPr>
-                  <w:tcW w:w="5400" w:type="dxa"/>
-                </w:tcPr>
-                <w:p>
-                  <w:pPr>
-                    <w:rPr>
-                      <w:rFonts w:cs="Arial"/>
-                    </w:rPr>
-                  </w:pPr>
-                  <w:r>
-                    <w:rPr>
-                      <w:rFonts w:cs="Arial"/>
-                    </w:rPr>
-                    <w:t>Learners will install Qiskit, validate the development environment, address version considerations and confirm that basic quantum programmes execute correctly.</w:t>
-                  </w:r>
-                </w:p>
-              </w:tc>
-            </w:tr>
-            <w:tr>
-              <w:tc>
-                <w:tcPr>
-                  <w:tcW w:w="504" w:type="dxa"/>
-                </w:tcPr>
-                <w:p>
-                  <w:r>
-                    <w:rPr>
-                      <w:rFonts w:cs="Arial"/>
-                    </w:rPr>
-                    <w:t>10</w:t>
-                  </w:r>
-                </w:p>
-              </w:tc>
-              <w:tc>
-                <w:tcPr>
-                  <w:tcW w:w="2520" w:type="dxa"/>
-                </w:tcPr>
-                <w:p>
-                  <w:r>
-                    <w:rPr>
-                      <w:rFonts w:cs="Arial"/>
-                    </w:rPr>
-                    <w:t>Module 10: Building X-Gate Circuits in Qiskit</w:t>
-                  </w:r>
-                </w:p>
-              </w:tc>
-              <w:tc>
-                <w:tcPr>
-                  <w:tcW w:w="5400" w:type="dxa"/>
-                </w:tcPr>
-                <w:p>
-                  <w:pPr>
-                    <w:rPr>
-                      <w:rFonts w:cs="Arial"/>
-                    </w:rPr>
-                  </w:pPr>
-                  <w:r>
-                    <w:rPr>
-                      <w:rFonts w:cs="Arial"/>
-                    </w:rPr>
-                    <w:t>Learners will implement the quantum NOT operation using Qiskit, simulate outcomes and interpret how the X operation changes basis states.</w:t>
-                  </w:r>
-                </w:p>
-              </w:tc>
-            </w:tr>
-            <w:tr>
-              <w:tc>
-                <w:tcPr>
-                  <w:tcW w:w="504" w:type="dxa"/>
-                </w:tcPr>
-                <w:p>
-                  <w:r>
-                    <w:rPr>
-                      <w:rFonts w:cs="Arial"/>
-                    </w:rPr>
-                    <w:t>11</w:t>
-                  </w:r>
-                </w:p>
-              </w:tc>
-              <w:tc>
-                <w:tcPr>
-                  <w:tcW w:w="2520" w:type="dxa"/>
-                </w:tcPr>
-                <w:p>
-                  <w:r>
-                    <w:rPr>
-                      <w:rFonts w:cs="Arial"/>
-                    </w:rPr>
-                    <w:t>Module 11: Configuring X-Gate Inputs and Measurements</w:t>
-                  </w:r>
-                </w:p>
-              </w:tc>
-              <w:tc>
-                <w:tcPr>
-                  <w:tcW w:w="5400" w:type="dxa"/>
-                </w:tcPr>
-                <w:p>
-                  <w:pPr>
-                    <w:rPr>
-                      <w:rFonts w:cs="Arial"/>
-                    </w:rPr>
-                  </w:pPr>
-                  <w:r>
-                    <w:rPr>
-                      <w:rFonts w:cs="Arial"/>
-                    </w:rPr>
-                    <w:t>Learners will customise circuit inputs, measurements and visual outputs for X-gate experiments and explain how configuration affects observed results.</w:t>
-                  </w:r>
-                </w:p>
-              </w:tc>
-            </w:tr>
-            <w:tr>
-              <w:tc>
-                <w:tcPr>
-                  <w:tcW w:w="504" w:type="dxa"/>
-                </w:tcPr>
-                <w:p>
-                  <w:r>
-                    <w:rPr>
-                      <w:rFonts w:cs="Arial"/>
-                    </w:rPr>
-                    <w:t>12</w:t>
-                  </w:r>
-                </w:p>
-              </w:tc>
-              <w:tc>
-                <w:tcPr>
-                  <w:tcW w:w="2520" w:type="dxa"/>
-                </w:tcPr>
-                <w:p>
-                  <w:r>
-                    <w:rPr>
-                      <w:rFonts w:cs="Arial"/>
-                    </w:rPr>
-                    <w:t>Module 12: X-Gate Experiments on IBM Quantum Hardware</w:t>
-                  </w:r>
-                </w:p>
-              </w:tc>
-              <w:tc>
-                <w:tcPr>
-                  <w:tcW w:w="5400" w:type="dxa"/>
-                </w:tcPr>
-                <w:p>
-                  <w:pPr>
-                    <w:rPr>
-                      <w:rFonts w:cs="Arial"/>
-                    </w:rPr>
-                  </w:pPr>
-                  <w:r>
-                    <w:rPr>
-                      <w:rFonts w:cs="Arial"/>
-                    </w:rPr>
-                    <w:t>Learners will submit X-gate circuits to IBM quantum systems, compare hardware results with simulation and recognise sources of real-device noise.</w:t>
-                  </w:r>
-                </w:p>
-              </w:tc>
-            </w:tr>
-            <w:tr>
-              <w:tc>
-                <w:tcPr>
-                  <w:tcW w:w="504" w:type="dxa"/>
-                </w:tcPr>
-                <w:p>
-                  <w:r>
-                    <w:rPr>
-                      <w:rFonts w:cs="Arial"/>
-                    </w:rPr>
-                    <w:t>13</w:t>
-                  </w:r>
-                </w:p>
-              </w:tc>
-              <w:tc>
-                <w:tcPr>
-                  <w:tcW w:w="2520" w:type="dxa"/>
-                </w:tcPr>
-                <w:p>
-                  <w:r>
-                    <w:rPr>
-                      <w:rFonts w:cs="Arial"/>
-                    </w:rPr>
-                    <w:t>Module 13: State-Vector Interpretation of Pauli Operators</w:t>
-                  </w:r>
-                </w:p>
-              </w:tc>
-              <w:tc>
-                <w:tcPr>
-                  <w:tcW w:w="5400" w:type="dxa"/>
-                </w:tcPr>
-                <w:p>
-                  <w:pPr>
-                    <w:rPr>
-                      <w:rFonts w:cs="Arial"/>
-                    </w:rPr>
-                  </w:pPr>
-                  <w:r>
-                    <w:rPr>
-                      <w:rFonts w:cs="Arial"/>
-                    </w:rPr>
-                    <w:t>Learners will interpret Pauli operators through state-vector representation and connect matrix operations to measurable qubit behaviour.</w:t>
-                  </w:r>
-                </w:p>
-              </w:tc>
-            </w:tr>
-            <w:tr>
-              <w:tc>
-                <w:tcPr>
-                  <w:tcW w:w="504" w:type="dxa"/>
-                </w:tcPr>
-                <w:p>
-                  <w:r>
-                    <w:rPr>
-                      <w:rFonts w:cs="Arial"/>
-                    </w:rPr>
-                    <w:t>14</w:t>
-                  </w:r>
-                </w:p>
-              </w:tc>
-              <w:tc>
-                <w:tcPr>
-                  <w:tcW w:w="2520" w:type="dxa"/>
-                </w:tcPr>
-                <w:p>
-                  <w:r>
-                    <w:rPr>
-                      <w:rFonts w:cs="Arial"/>
-                    </w:rPr>
-                    <w:t>Module 14: Applying Y-Gate Transformations</w:t>
-                  </w:r>
-                </w:p>
-              </w:tc>
-              <w:tc>
-                <w:tcPr>
-                  <w:tcW w:w="5400" w:type="dxa"/>
-                </w:tcPr>
-                <w:p>
-                  <w:pPr>
-                    <w:rPr>
-                      <w:rFonts w:cs="Arial"/>
-                    </w:rPr>
-                  </w:pPr>
-                  <w:r>
-                    <w:rPr>
-                      <w:rFonts w:cs="Arial"/>
-                    </w:rPr>
-                    <w:t>Learners will implement and analyse Y-gate operations, including their relationship to rotations, phase behaviour and real quantum execution.</w:t>
-                  </w:r>
-                </w:p>
-              </w:tc>
-            </w:tr>
-            <w:tr>
-              <w:tc>
-                <w:tcPr>
-                  <w:tcW w:w="504" w:type="dxa"/>
-                </w:tcPr>
-                <w:p>
-                  <w:r>
-                    <w:rPr>
-                      <w:rFonts w:cs="Arial"/>
-                    </w:rPr>
-                    <w:t>15</w:t>
-                  </w:r>
-                </w:p>
-              </w:tc>
-              <w:tc>
-                <w:tcPr>
-                  <w:tcW w:w="2520" w:type="dxa"/>
-                </w:tcPr>
-                <w:p>
-                  <w:r>
-                    <w:rPr>
-                      <w:rFonts w:cs="Arial"/>
-                    </w:rPr>
-                    <w:t>Module 15: Applying Z-Gate Phase Operations</w:t>
-                  </w:r>
-                </w:p>
-              </w:tc>
-              <w:tc>
-                <w:tcPr>
-                  <w:tcW w:w="5400" w:type="dxa"/>
-                </w:tcPr>
-                <w:p>
-                  <w:pPr>
-                    <w:rPr>
-                      <w:rFonts w:cs="Arial"/>
-                    </w:rPr>
-                  </w:pPr>
-                  <w:r>
-                    <w:rPr>
-                      <w:rFonts w:cs="Arial"/>
-                    </w:rPr>
-                    <w:t>Learners will implement Z-gate operations and explain how phase changes affect quantum states even when measurement probabilities may appear unchanged.</w:t>
-                  </w:r>
-                </w:p>
-              </w:tc>
-            </w:tr>
-            <w:tr>
-              <w:tc>
-                <w:tcPr>
-                  <w:tcW w:w="504" w:type="dxa"/>
-                </w:tcPr>
-                <w:p>
-                  <w:r>
-                    <w:rPr>
-                      <w:rFonts w:cs="Arial"/>
-                    </w:rPr>
-                    <w:t>16</w:t>
-                  </w:r>
-                </w:p>
-              </w:tc>
-              <w:tc>
-                <w:tcPr>
-                  <w:tcW w:w="2520" w:type="dxa"/>
-                </w:tcPr>
-                <w:p>
-                  <w:r>
-                    <w:rPr>
-                      <w:rFonts w:cs="Arial"/>
-                    </w:rPr>
-                    <w:t>Module 16: Eigenstates and Pauli-Gate Measurement Behaviour</w:t>
-                  </w:r>
-                </w:p>
-              </w:tc>
-              <w:tc>
-                <w:tcPr>
-                  <w:tcW w:w="5400" w:type="dxa"/>
-                </w:tcPr>
-                <w:p>
-                  <w:pPr>
-                    <w:rPr>
-                      <w:rFonts w:cs="Arial"/>
-                    </w:rPr>
-                  </w:pPr>
-                  <w:r>
-                    <w:rPr>
-                      <w:rFonts w:cs="Arial"/>
-                    </w:rPr>
-                    <w:t>Learners will identify eigenvectors of Pauli gates and use them to reason about stable states, measurement outcomes and gate effects.</w:t>
-                  </w:r>
-                </w:p>
-              </w:tc>
-            </w:tr>
-            <w:tr>
-              <w:tc>
-                <w:tcPr>
-                  <w:tcW w:w="504" w:type="dxa"/>
-                </w:tcPr>
-                <w:p>
-                  <w:r>
-                    <w:rPr>
-                      <w:rFonts w:cs="Arial"/>
-                    </w:rPr>
-                    <w:t>17</w:t>
-                  </w:r>
-                </w:p>
-              </w:tc>
-              <w:tc>
-                <w:tcPr>
-                  <w:tcW w:w="2520" w:type="dxa"/>
-                </w:tcPr>
-                <w:p>
-                  <w:r>
-                    <w:rPr>
-                      <w:rFonts w:cs="Arial"/>
-                    </w:rPr>
-                    <w:t>Module 17: Superposition with the Hadamard Operator</w:t>
-                  </w:r>
-                </w:p>
-              </w:tc>
-              <w:tc>
-                <w:tcPr>
-                  <w:tcW w:w="5400" w:type="dxa"/>
-                </w:tcPr>
-                <w:p>
-                  <w:pPr>
-                    <w:rPr>
-                      <w:rFonts w:cs="Arial"/>
-                    </w:rPr>
-                  </w:pPr>
-                  <w:r>
-                    <w:rPr>
-                      <w:rFonts w:cs="Arial"/>
-                    </w:rPr>
-                    <w:t>Learners will explain how the Hadamard operation creates balanced superposition and why it is central to many quantum algorithms.</w:t>
-                  </w:r>
-                </w:p>
-              </w:tc>
-            </w:tr>
-            <w:tr>
-              <w:tc>
-                <w:tcPr>
-                  <w:tcW w:w="504" w:type="dxa"/>
-                </w:tcPr>
-                <w:p>
-                  <w:r>
-                    <w:rPr>
-                      <w:rFonts w:cs="Arial"/>
-                    </w:rPr>
-                    <w:t>18</w:t>
-                  </w:r>
-                </w:p>
-              </w:tc>
-              <w:tc>
-                <w:tcPr>
-                  <w:tcW w:w="2520" w:type="dxa"/>
-                </w:tcPr>
-                <w:p>
-                  <w:r>
-                    <w:rPr>
-                      <w:rFonts w:cs="Arial"/>
-                    </w:rPr>
-                    <w:t>Module 18: Implementing Hadamard Circuits in Qiskit</w:t>
-                  </w:r>
-                </w:p>
-              </w:tc>
-              <w:tc>
-                <w:tcPr>
-                  <w:tcW w:w="5400" w:type="dxa"/>
-                </w:tcPr>
-                <w:p>
-                  <w:pPr>
-                    <w:rPr>
-                      <w:rFonts w:cs="Arial"/>
-                    </w:rPr>
-                  </w:pPr>
-                  <w:r>
-                    <w:rPr>
-                      <w:rFonts w:cs="Arial"/>
-                    </w:rPr>
-                    <w:t>Learners will build Hadamard circuits in Qiskit, simulate them, and interpret their role in creating and measuring superposed states.</w:t>
-                  </w:r>
-                </w:p>
-              </w:tc>
-            </w:tr>
-            <w:tr>
-              <w:tc>
-                <w:tcPr>
-                  <w:tcW w:w="504" w:type="dxa"/>
-                </w:tcPr>
-                <w:p>
-                  <w:r>
-                    <w:rPr>
-                      <w:rFonts w:cs="Arial"/>
-                    </w:rPr>
-                    <w:t>19</w:t>
-                  </w:r>
-                </w:p>
-              </w:tc>
-              <w:tc>
-                <w:tcPr>
-                  <w:tcW w:w="2520" w:type="dxa"/>
-                </w:tcPr>
-                <w:p>
-                  <w:r>
-                    <w:rPr>
-                      <w:rFonts w:cs="Arial"/>
-                    </w:rPr>
-                    <w:t>Module 19: Hadamard Practice and Circuit Interpretation</w:t>
-                  </w:r>
-                </w:p>
-              </w:tc>
-              <w:tc>
-                <w:tcPr>
-                  <w:tcW w:w="5400" w:type="dxa"/>
-                </w:tcPr>
-                <w:p>
-                  <w:pPr>
-                    <w:rPr>
-                      <w:rFonts w:cs="Arial"/>
-                    </w:rPr>
-                  </w:pPr>
-                  <w:r>
-                    <w:rPr>
-                      <w:rFonts w:cs="Arial"/>
-                    </w:rPr>
-                    <w:t>Learners will solve guided Hadamard exercises, combine gates, observe state collapse and explain circuit behaviour through experiments.</w:t>
-                  </w:r>
-                </w:p>
-              </w:tc>
-            </w:tr>
-            <w:tr>
-              <w:tc>
-                <w:tcPr>
-                  <w:tcW w:w="504" w:type="dxa"/>
-                </w:tcPr>
-                <w:p>
-                  <w:r>
-                    <w:rPr>
-                      <w:rFonts w:cs="Arial"/>
-                    </w:rPr>
-                    <w:t>20</w:t>
-                  </w:r>
-                </w:p>
-              </w:tc>
-              <w:tc>
-                <w:tcPr>
-                  <w:tcW w:w="2520" w:type="dxa"/>
-                </w:tcPr>
-                <w:p>
-                  <w:r>
-                    <w:rPr>
-                      <w:rFonts w:cs="Arial"/>
-                    </w:rPr>
-                    <w:t>Module 20: Hadamard Experiments on IBM Quantum Systems</w:t>
-                  </w:r>
-                </w:p>
-              </w:tc>
-              <w:tc>
-                <w:tcPr>
-                  <w:tcW w:w="5400" w:type="dxa"/>
-                </w:tcPr>
-                <w:p>
-                  <w:pPr>
-                    <w:rPr>
-                      <w:rFonts w:cs="Arial"/>
-                    </w:rPr>
-                  </w:pPr>
-                  <w:r>
-                    <w:rPr>
-                      <w:rFonts w:cs="Arial"/>
-                    </w:rPr>
-                    <w:t>Learners will run Hadamard-based circuits on IBM quantum hardware and evaluate differences between simulator predictions and hardware measurements.</w:t>
-                  </w:r>
-                </w:p>
-              </w:tc>
-            </w:tr>
-            <w:tr>
-              <w:tc>
-                <w:tcPr>
-                  <w:tcW w:w="504" w:type="dxa"/>
-                </w:tcPr>
-                <w:p>
-                  <w:r>
-                    <w:rPr>
-                      <w:rFonts w:cs="Arial"/>
-                    </w:rPr>
-                    <w:t>21</w:t>
-                  </w:r>
-                </w:p>
-              </w:tc>
-              <w:tc>
-                <w:tcPr>
-                  <w:tcW w:w="2520" w:type="dxa"/>
-                </w:tcPr>
-                <w:p>
-                  <w:r>
-                    <w:rPr>
-                      <w:rFonts w:cs="Arial"/>
-                    </w:rPr>
-                    <w:t>Module 21: Phase Rotation with R-Phi Operations</w:t>
-                  </w:r>
-                </w:p>
-              </w:tc>
-              <w:tc>
-                <w:tcPr>
-                  <w:tcW w:w="5400" w:type="dxa"/>
-                </w:tcPr>
-                <w:p>
-                  <w:pPr>
-                    <w:rPr>
-                      <w:rFonts w:cs="Arial"/>
-                    </w:rPr>
-                  </w:pPr>
-                  <w:r>
-                    <w:rPr>
-                      <w:rFonts w:cs="Arial"/>
-                    </w:rPr>
-                    <w:t>Learners will implement parameterised phase rotations, analyse their effect on quantum states and use Qiskit to visualise phase behaviour.</w:t>
-                  </w:r>
-                </w:p>
-              </w:tc>
-            </w:tr>
-            <w:tr>
-              <w:tc>
-                <w:tcPr>
-                  <w:tcW w:w="504" w:type="dxa"/>
-                </w:tcPr>
-                <w:p>
-                  <w:r>
-                    <w:rPr>
-                      <w:rFonts w:cs="Arial"/>
-                    </w:rPr>
-                    <w:t>22</w:t>
-                  </w:r>
-                </w:p>
-              </w:tc>
-              <w:tc>
-                <w:tcPr>
-                  <w:tcW w:w="2520" w:type="dxa"/>
-                </w:tcPr>
-                <w:p>
-                  <w:r>
-                    <w:rPr>
-                      <w:rFonts w:cs="Arial"/>
-                    </w:rPr>
-                    <w:t>Module 22: Quarter- and Eighth-Turn Phase Gates</w:t>
-                  </w:r>
-                </w:p>
-              </w:tc>
-              <w:tc>
-                <w:tcPr>
-                  <w:tcW w:w="5400" w:type="dxa"/>
-                </w:tcPr>
-                <w:p>
-                  <w:pPr>
-                    <w:rPr>
-                      <w:rFonts w:cs="Arial"/>
-                    </w:rPr>
-                  </w:pPr>
-                  <w:r>
-                    <w:rPr>
-                      <w:rFonts w:cs="Arial"/>
-                    </w:rPr>
-                    <w:t>Learners will apply S and T phase gates and explain their importance in circuit design, phase control and algorithm construction.</w:t>
-                  </w:r>
-                </w:p>
-              </w:tc>
-            </w:tr>
-            <w:tr>
-              <w:tc>
-                <w:tcPr>
-                  <w:tcW w:w="504" w:type="dxa"/>
-                </w:tcPr>
-                <w:p>
-                  <w:r>
-                    <w:rPr>
-                      <w:rFonts w:cs="Arial"/>
-                    </w:rPr>
-                    <w:t>23</w:t>
-                  </w:r>
-                </w:p>
-              </w:tc>
-              <w:tc>
-                <w:tcPr>
-                  <w:tcW w:w="2520" w:type="dxa"/>
-                </w:tcPr>
-                <w:p>
-                  <w:r>
-                    <w:rPr>
-                      <w:rFonts w:cs="Arial"/>
-                    </w:rPr>
-                    <w:t>Module 23: Universal, Identity and Parameterised Gates</w:t>
-                  </w:r>
-                </w:p>
-              </w:tc>
-              <w:tc>
-                <w:tcPr>
-                  <w:tcW w:w="5400" w:type="dxa"/>
-                </w:tcPr>
-                <w:p>
-                  <w:pPr>
-                    <w:rPr>
-                      <w:rFonts w:cs="Arial"/>
-                    </w:rPr>
-                  </w:pPr>
-                  <w:r>
-                    <w:rPr>
-                      <w:rFonts w:cs="Arial"/>
-                    </w:rPr>
-                    <w:t>Learners will use U and identity operations to understand general single-qubit transformations, no-op behaviour and circuit composition.</w:t>
-                  </w:r>
-                </w:p>
-              </w:tc>
-            </w:tr>
-            <w:tr>
-              <w:tc>
-                <w:tcPr>
-                  <w:tcW w:w="504" w:type="dxa"/>
-                </w:tcPr>
-                <w:p>
-                  <w:r>
-                    <w:rPr>
-                      <w:rFonts w:cs="Arial"/>
-                    </w:rPr>
-                    <w:t>24</w:t>
-                  </w:r>
-                </w:p>
-              </w:tc>
-              <w:tc>
-                <w:tcPr>
-                  <w:tcW w:w="2520" w:type="dxa"/>
-                </w:tcPr>
-                <w:p>
-                  <w:r>
-                    <w:rPr>
-                      <w:rFonts w:cs="Arial"/>
-                    </w:rPr>
-                    <w:t>Module 24: Foundations of Multi-Qubit Computation</w:t>
-                  </w:r>
-                </w:p>
-              </w:tc>
-              <w:tc>
-                <w:tcPr>
-                  <w:tcW w:w="5400" w:type="dxa"/>
-                </w:tcPr>
-                <w:p>
-                  <w:pPr>
-                    <w:rPr>
-                      <w:rFonts w:cs="Arial"/>
-                    </w:rPr>
-                  </w:pPr>
-                  <w:r>
-                    <w:rPr>
-                      <w:rFonts w:cs="Arial"/>
-                    </w:rPr>
-                    <w:t>Learners will describe multi-qubit systems, entanglement and interactions that make quantum circuits more expressive than single-qubit operations.</w:t>
-                  </w:r>
-                </w:p>
-              </w:tc>
-            </w:tr>
-            <w:tr>
-              <w:tc>
-                <w:tcPr>
-                  <w:tcW w:w="504" w:type="dxa"/>
-                </w:tcPr>
-                <w:p>
-                  <w:r>
-                    <w:rPr>
-                      <w:rFonts w:cs="Arial"/>
-                    </w:rPr>
-                    <w:t>25</w:t>
-                  </w:r>
-                </w:p>
-              </w:tc>
-              <w:tc>
-                <w:tcPr>
-                  <w:tcW w:w="2520" w:type="dxa"/>
-                </w:tcPr>
-                <w:p>
-                  <w:r>
-                    <w:rPr>
-                      <w:rFonts w:cs="Arial"/>
-                    </w:rPr>
-                    <w:t>Module 25: Tensor-Product Representation of Multi-Qubit States</w:t>
-                  </w:r>
-                </w:p>
-              </w:tc>
-              <w:tc>
-                <w:tcPr>
-                  <w:tcW w:w="5400" w:type="dxa"/>
-                </w:tcPr>
-                <w:p>
-                  <w:pPr>
-                    <w:rPr>
-                      <w:rFonts w:cs="Arial"/>
-                    </w:rPr>
-                  </w:pPr>
-                  <w:r>
-                    <w:rPr>
-                      <w:rFonts w:cs="Arial"/>
-                    </w:rPr>
-                    <w:t>Learners will represent multi-qubit states mathematically using tensor products and interpret how state spaces grow with additional qubits.</w:t>
-                  </w:r>
-                </w:p>
-              </w:tc>
-            </w:tr>
-            <w:tr>
-              <w:tc>
-                <w:tcPr>
-                  <w:tcW w:w="504" w:type="dxa"/>
-                </w:tcPr>
-                <w:p>
-                  <w:r>
-                    <w:rPr>
-                      <w:rFonts w:cs="Arial"/>
-                    </w:rPr>
-                    <w:t>26</w:t>
-                  </w:r>
-                </w:p>
-              </w:tc>
-              <w:tc>
-                <w:tcPr>
-                  <w:tcW w:w="2520" w:type="dxa"/>
-                </w:tcPr>
-                <w:p>
-                  <w:r>
-                    <w:rPr>
-                      <w:rFonts w:cs="Arial"/>
-                    </w:rPr>
-                    <w:t>Module 26: Multi-Qubit Circuit Construction I</w:t>
-                  </w:r>
-                </w:p>
-              </w:tc>
-              <w:tc>
-                <w:tcPr>
-                  <w:tcW w:w="5400" w:type="dxa"/>
-                </w:tcPr>
-                <w:p>
-                  <w:pPr>
-                    <w:rPr>
-                      <w:rFonts w:cs="Arial"/>
-                    </w:rPr>
-                  </w:pPr>
-                  <w:r>
-                    <w:rPr>
-                      <w:rFonts w:cs="Arial"/>
-                    </w:rPr>
-                    <w:t>Learners will design and analyse basic multi-qubit circuits using single-qubit gates and interpret the resulting state transformations.</w:t>
-                  </w:r>
-                </w:p>
-              </w:tc>
-            </w:tr>
-            <w:tr>
-              <w:tc>
-                <w:tcPr>
-                  <w:tcW w:w="504" w:type="dxa"/>
-                </w:tcPr>
-                <w:p>
-                  <w:r>
-                    <w:rPr>
-                      <w:rFonts w:cs="Arial"/>
-                    </w:rPr>
-                    <w:t>27</w:t>
-                  </w:r>
-                </w:p>
-              </w:tc>
-              <w:tc>
-                <w:tcPr>
-                  <w:tcW w:w="2520" w:type="dxa"/>
-                </w:tcPr>
-                <w:p>
-                  <w:r>
-                    <w:rPr>
-                      <w:rFonts w:cs="Arial"/>
-                    </w:rPr>
-                    <w:t>Module 27: Multi-Qubit Circuit Construction II</w:t>
-                  </w:r>
-                </w:p>
-              </w:tc>
-              <w:tc>
-                <w:tcPr>
-                  <w:tcW w:w="5400" w:type="dxa"/>
-                </w:tcPr>
-                <w:p>
-                  <w:pPr>
-                    <w:rPr>
-                      <w:rFonts w:cs="Arial"/>
-                    </w:rPr>
-                  </w:pPr>
-                  <w:r>
-                    <w:rPr>
-                      <w:rFonts w:cs="Arial"/>
-                    </w:rPr>
-                    <w:t>Learners will extend multi-qubit circuit construction to more complex examples and evaluate how gate sequencing changes measurement outcomes.</w:t>
-                  </w:r>
-                </w:p>
-              </w:tc>
-            </w:tr>
-            <w:tr>
-              <w:tc>
-                <w:tcPr>
-                  <w:tcW w:w="504" w:type="dxa"/>
-                </w:tcPr>
-                <w:p>
-                  <w:r>
-                    <w:rPr>
-                      <w:rFonts w:cs="Arial"/>
-                    </w:rPr>
-                    <w:t>28</w:t>
-                  </w:r>
-                </w:p>
-              </w:tc>
-              <w:tc>
-                <w:tcPr>
-                  <w:tcW w:w="2520" w:type="dxa"/>
-                </w:tcPr>
-                <w:p>
-                  <w:r>
-                    <w:rPr>
-                      <w:rFonts w:cs="Arial"/>
-                    </w:rPr>
-                    <w:t>Module 28: Controlled-NOT Logic with Basis States</w:t>
-                  </w:r>
-                </w:p>
-              </w:tc>
-              <w:tc>
-                <w:tcPr>
-                  <w:tcW w:w="5400" w:type="dxa"/>
-                </w:tcPr>
-                <w:p>
-                  <w:pPr>
-                    <w:rPr>
-                      <w:rFonts w:cs="Arial"/>
-                    </w:rPr>
-                  </w:pPr>
-                  <w:r>
-                    <w:rPr>
-                      <w:rFonts w:cs="Arial"/>
-                    </w:rPr>
-                    <w:t>Learners will implement CNOT circuits using basis-state inputs and explain the relationship between control, target and measured output.</w:t>
-                  </w:r>
-                </w:p>
-              </w:tc>
-            </w:tr>
-            <w:tr>
-              <w:tc>
-                <w:tcPr>
-                  <w:tcW w:w="504" w:type="dxa"/>
-                </w:tcPr>
-                <w:p>
-                  <w:r>
-                    <w:rPr>
-                      <w:rFonts w:cs="Arial"/>
-                    </w:rPr>
-                    <w:t>29</w:t>
-                  </w:r>
-                </w:p>
-              </w:tc>
-              <w:tc>
-                <w:tcPr>
-                  <w:tcW w:w="2520" w:type="dxa"/>
-                </w:tcPr>
-                <w:p>
-                  <w:r>
-                    <w:rPr>
-                      <w:rFonts w:cs="Arial"/>
-                    </w:rPr>
-                    <w:t>Module 29: Controlled-NOT Behaviour with Control Superposition</w:t>
-                  </w:r>
-                </w:p>
-              </w:tc>
-              <w:tc>
-                <w:tcPr>
-                  <w:tcW w:w="5400" w:type="dxa"/>
-                </w:tcPr>
-                <w:p>
-                  <w:pPr>
-                    <w:rPr>
-                      <w:rFonts w:cs="Arial"/>
-                    </w:rPr>
-                  </w:pPr>
-                  <w:r>
-                    <w:rPr>
-                      <w:rFonts w:cs="Arial"/>
-                    </w:rPr>
-                    <w:t>Learners will analyse CNOT behaviour when the control qubit is superposed and explain how this operation can produce correlated quantum states.</w:t>
-                  </w:r>
-                </w:p>
-              </w:tc>
-            </w:tr>
-            <w:tr>
-              <w:tc>
-                <w:tcPr>
-                  <w:tcW w:w="504" w:type="dxa"/>
-                </w:tcPr>
-                <w:p>
-                  <w:r>
-                    <w:rPr>
-                      <w:rFonts w:cs="Arial"/>
-                    </w:rPr>
-                    <w:lastRenderedPageBreak/>
-                    <w:t>30</w:t>
-                  </w:r>
-                </w:p>
-              </w:tc>
-              <w:tc>
-                <w:tcPr>
-                  <w:tcW w:w="2520" w:type="dxa"/>
-                </w:tcPr>
-                <w:p>
-                  <w:r>
-                    <w:rPr>
-                      <w:rFonts w:cs="Arial"/>
-                    </w:rPr>
-                    <w:t>Module 30: Superposed CNOT Experiments on IBM Hardware</w:t>
-                  </w:r>
-                </w:p>
-              </w:tc>
-              <w:tc>
-                <w:tcPr>
-                  <w:tcW w:w="5400" w:type="dxa"/>
-                </w:tcPr>
-                <w:p>
-                  <w:pPr>
-                    <w:rPr>
-                      <w:rFonts w:cs="Arial"/>
-                    </w:rPr>
-                  </w:pPr>
-                  <w:r>
-                    <w:rPr>
-                      <w:rFonts w:cs="Arial"/>
-                    </w:rPr>
-                    <w:t>Learners will execute superposed CNOT circuits on IBM quantum hardware and compare ideal, simulated and measured behaviour.</w:t>
-                  </w:r>
-                </w:p>
-              </w:tc>
-            </w:tr>
-            <w:tr>
-              <w:tc>
-                <w:tcPr>
-                  <w:tcW w:w="504" w:type="dxa"/>
-                </w:tcPr>
-                <w:p>
-                  <w:r>
-                    <w:rPr>
-                      <w:rFonts w:cs="Arial"/>
-                    </w:rPr>
-                    <w:t>31</w:t>
-                  </w:r>
-                </w:p>
-              </w:tc>
-              <w:tc>
-                <w:tcPr>
-                  <w:tcW w:w="2520" w:type="dxa"/>
-                </w:tcPr>
-                <w:p>
-                  <w:r>
-                    <w:rPr>
-                      <w:rFonts w:cs="Arial"/>
-                    </w:rPr>
-                    <w:t>Module 31: CNOT Behaviour with Dual Superposition</w:t>
-                  </w:r>
-                </w:p>
-              </w:tc>
-              <w:tc>
-                <w:tcPr>
-                  <w:tcW w:w="5400" w:type="dxa"/>
-                </w:tcPr>
-                <w:p>
-                  <w:pPr>
-                    <w:rPr>
-                      <w:rFonts w:cs="Arial"/>
-                    </w:rPr>
-                  </w:pPr>
-                  <w:r>
-                    <w:rPr>
-                      <w:rFonts w:cs="Arial"/>
-                    </w:rPr>
-                    <w:t>Learners will examine CNOT circuits where both qubits are superposed and reason about resulting amplitudes, correlations and entanglement.</w:t>
-                  </w:r>
-                </w:p>
-              </w:tc>
-            </w:tr>
-            <w:tr>
-              <w:tc>
-                <w:tcPr>
-                  <w:tcW w:w="504" w:type="dxa"/>
-                </w:tcPr>
-                <w:p>
-                  <w:r>
-                    <w:rPr>
-                      <w:rFonts w:cs="Arial"/>
-                    </w:rPr>
-                    <w:t>32</w:t>
-                  </w:r>
-                </w:p>
-              </w:tc>
-              <w:tc>
-                <w:tcPr>
-                  <w:tcW w:w="2520" w:type="dxa"/>
-                </w:tcPr>
-                <w:p>
-                  <w:r>
-                    <w:rPr>
-                      <w:rFonts w:cs="Arial"/>
-                    </w:rPr>
-                    <w:t>Module 32: CNOT Target-State Variation in Superposition Circuits</w:t>
-                  </w:r>
-                </w:p>
-              </w:tc>
-              <w:tc>
-                <w:tcPr>
-                  <w:tcW w:w="5400" w:type="dxa"/>
-                </w:tcPr>
-                <w:p>
-                  <w:pPr>
-                    <w:rPr>
-                      <w:rFonts w:cs="Arial"/>
-                    </w:rPr>
-                  </w:pPr>
-                  <w:r>
-                    <w:rPr>
-                      <w:rFonts w:cs="Arial"/>
-                    </w:rPr>
-                    <w:t>Learners will investigate how changing the target qubit state affects CNOT outcomes and use circuit evidence to support their explanations.</w:t>
-                  </w:r>
-                </w:p>
-              </w:tc>
-            </w:tr>
-            <w:tr>
-              <w:tc>
-                <w:tcPr>
-                  <w:tcW w:w="504" w:type="dxa"/>
-                </w:tcPr>
-                <w:p>
-                  <w:r>
-                    <w:rPr>
-                      <w:rFonts w:cs="Arial"/>
-                    </w:rPr>
-                    <w:t>33</w:t>
-                  </w:r>
-                </w:p>
-              </w:tc>
-              <w:tc>
-                <w:tcPr>
-                  <w:tcW w:w="2520" w:type="dxa"/>
-                </w:tcPr>
-                <w:p>
-                  <w:r>
-                    <w:rPr>
-                      <w:rFonts w:cs="Arial"/>
-                    </w:rPr>
-                    <w:t>Module 33: Simplifying Circuits with CNOT Equivalences</w:t>
-                  </w:r>
-                </w:p>
-              </w:tc>
-              <w:tc>
-                <w:tcPr>
-                  <w:tcW w:w="5400" w:type="dxa"/>
-                </w:tcPr>
-                <w:p>
-                  <w:pPr>
-                    <w:rPr>
-                      <w:rFonts w:cs="Arial"/>
-                    </w:rPr>
-                  </w:pPr>
-                  <w:r>
-                    <w:rPr>
-                      <w:rFonts w:cs="Arial"/>
-                    </w:rPr>
-                    <w:t>Learners will apply CNOT circuit identities to transform, simplify and verify equivalent quantum circuits in Qiskit.</w:t>
-                  </w:r>
-                </w:p>
-              </w:tc>
-            </w:tr>
-            <w:tr>
-              <w:tc>
-                <w:tcPr>
-                  <w:tcW w:w="504" w:type="dxa"/>
-                </w:tcPr>
-                <w:p>
-                  <w:r>
-                    <w:rPr>
-                      <w:rFonts w:cs="Arial"/>
-                    </w:rPr>
-                    <w:t>34</w:t>
-                  </w:r>
-                </w:p>
-              </w:tc>
-              <w:tc>
-                <w:tcPr>
-                  <w:tcW w:w="2520" w:type="dxa"/>
-                </w:tcPr>
-                <w:p>
-                  <w:r>
-                    <w:rPr>
-                      <w:rFonts w:cs="Arial"/>
-                    </w:rPr>
-                    <w:t>Module 34: Controlled-Z Equivalence and Circuit Transformation</w:t>
-                  </w:r>
-                </w:p>
-              </w:tc>
-              <w:tc>
-                <w:tcPr>
-                  <w:tcW w:w="5400" w:type="dxa"/>
-                </w:tcPr>
-                <w:p>
-                  <w:pPr>
-                    <w:rPr>
-                      <w:rFonts w:cs="Arial"/>
-                    </w:rPr>
-                  </w:pPr>
-                  <w:r>
-                    <w:rPr>
-                      <w:rFonts w:cs="Arial"/>
-                    </w:rPr>
-                    <w:t>Learners will construct controlled-Z behaviour using related gate identities and verify equivalence through circuit simulation.</w:t>
-                  </w:r>
-                </w:p>
-              </w:tc>
-            </w:tr>
-            <w:tr>
-              <w:tc>
-                <w:tcPr>
-                  <w:tcW w:w="504" w:type="dxa"/>
-                </w:tcPr>
-                <w:p>
-                  <w:r>
-                    <w:rPr>
-                      <w:rFonts w:cs="Arial"/>
-                    </w:rPr>
-                    <w:t>35</w:t>
-                  </w:r>
-                </w:p>
-              </w:tc>
-              <w:tc>
-                <w:tcPr>
-                  <w:tcW w:w="2520" w:type="dxa"/>
-                </w:tcPr>
-                <w:p>
-                  <w:r>
-                    <w:rPr>
-                      <w:rFonts w:cs="Arial"/>
-                    </w:rPr>
-                    <w:t>Module 35: Controlled-Y Equivalence and Circuit Transformation</w:t>
-                  </w:r>
-                </w:p>
-              </w:tc>
-              <w:tc>
-                <w:tcPr>
-                  <w:tcW w:w="5400" w:type="dxa"/>
-                </w:tcPr>
-                <w:p>
-                  <w:pPr>
-                    <w:rPr>
-                      <w:rFonts w:cs="Arial"/>
-                    </w:rPr>
-                  </w:pPr>
-                  <w:r>
-                    <w:rPr>
-                      <w:rFonts w:cs="Arial"/>
-                    </w:rPr>
-                    <w:t>Learners will analyse controlled-Y circuit identities and implement equivalent transformations while tracking their effects on quantum states.</w:t>
-                  </w:r>
-                </w:p>
-              </w:tc>
-            </w:tr>
-            <w:tr>
-              <w:tc>
-                <w:tcPr>
-                  <w:tcW w:w="504" w:type="dxa"/>
-                </w:tcPr>
-                <w:p>
-                  <w:r>
-                    <w:rPr>
-                      <w:rFonts w:cs="Arial"/>
-                    </w:rPr>
-                    <w:t>36</w:t>
-                  </w:r>
-                </w:p>
-              </w:tc>
-              <w:tc>
-                <w:tcPr>
-                  <w:tcW w:w="2520" w:type="dxa"/>
-                </w:tcPr>
-                <w:p>
-                  <w:r>
-                    <w:rPr>
-                      <w:rFonts w:cs="Arial"/>
-                    </w:rPr>
-                    <w:t>Module 36: SWAP Equivalence and Qubit Reordering</w:t>
-                  </w:r>
-                </w:p>
-              </w:tc>
-              <w:tc>
-                <w:tcPr>
-                  <w:tcW w:w="5400" w:type="dxa"/>
-                </w:tcPr>
-                <w:p>
-                  <w:pPr>
-                    <w:rPr>
-                      <w:rFonts w:cs="Arial"/>
-                    </w:rPr>
-                  </w:pPr>
-                  <w:r>
-                    <w:rPr>
-                      <w:rFonts w:cs="Arial"/>
-                    </w:rPr>
-                    <w:t>Learners will implement SWAP behaviour, verify SWAP circuit identities and understand the practical need for qubit reordering.</w:t>
-                  </w:r>
-                </w:p>
-              </w:tc>
-            </w:tr>
-            <w:tr>
-              <w:tc>
-                <w:tcPr>
-                  <w:tcW w:w="504" w:type="dxa"/>
-                </w:tcPr>
-                <w:p>
-                  <w:r>
-                    <w:rPr>
-                      <w:rFonts w:cs="Arial"/>
-                    </w:rPr>
-                    <w:t>37</w:t>
-                  </w:r>
-                </w:p>
-              </w:tc>
-              <w:tc>
-                <w:tcPr>
-                  <w:tcW w:w="2520" w:type="dxa"/>
-                </w:tcPr>
-                <w:p>
-                  <w:r>
-                    <w:rPr>
-                      <w:rFonts w:cs="Arial"/>
-                    </w:rPr>
-                    <w:t>Module 37: Three-Qubit Control with Toffoli Operations</w:t>
-                  </w:r>
-                </w:p>
-              </w:tc>
-              <w:tc>
-                <w:tcPr>
-                  <w:tcW w:w="5400" w:type="dxa"/>
-                </w:tcPr>
-                <w:p>
-                  <w:pPr>
-                    <w:rPr>
-                      <w:rFonts w:cs="Arial"/>
-                    </w:rPr>
-                  </w:pPr>
-                  <w:r>
-                    <w:rPr>
-                      <w:rFonts w:cs="Arial"/>
-                    </w:rPr>
-                    <w:t>Learners will implement Toffoli operations and explain their function as controlled-controlled logic in reversible and quantum circuits.</w:t>
-                  </w:r>
-                </w:p>
-              </w:tc>
-            </w:tr>
-            <w:tr>
-              <w:tc>
-                <w:tcPr>
-                  <w:tcW w:w="504" w:type="dxa"/>
-                </w:tcPr>
-                <w:p>
-                  <w:r>
-                    <w:rPr>
-                      <w:rFonts w:cs="Arial"/>
-                    </w:rPr>
-                    <w:t>38</w:t>
-                  </w:r>
-                </w:p>
-              </w:tc>
-              <w:tc>
-                <w:tcPr>
-                  <w:tcW w:w="2520" w:type="dxa"/>
-                </w:tcPr>
-                <w:p>
-                  <w:r>
-                    <w:rPr>
-                      <w:rFonts w:cs="Arial"/>
-                    </w:rPr>
-                    <w:t>Module 38: Toffoli Decomposition and Circuit Equivalence</w:t>
-                  </w:r>
-                </w:p>
-              </w:tc>
-              <w:tc>
-                <w:tcPr>
-                  <w:tcW w:w="5400" w:type="dxa"/>
-                </w:tcPr>
-                <w:p>
-                  <w:pPr>
-                    <w:rPr>
-                      <w:rFonts w:cs="Arial"/>
-                    </w:rPr>
-                  </w:pPr>
-                  <w:r>
-                    <w:rPr>
-                      <w:rFonts w:cs="Arial"/>
-                    </w:rPr>
-                    <w:t>Learners will explore Toffoli circuit identities, decomposition concepts and verification methods for equivalent multi-qubit circuits.</w:t>
-                  </w:r>
-                </w:p>
-              </w:tc>
-            </w:tr>
-            <w:tr>
-              <w:tc>
-                <w:tcPr>
-                  <w:tcW w:w="504" w:type="dxa"/>
-                </w:tcPr>
-                <w:p>
-                  <w:r>
-                    <w:rPr>
-                      <w:rFonts w:cs="Arial"/>
-                    </w:rPr>
-                    <w:t>39</w:t>
-                  </w:r>
-                </w:p>
-              </w:tc>
-              <w:tc>
-                <w:tcPr>
-                  <w:tcW w:w="2520" w:type="dxa"/>
-                </w:tcPr>
-                <w:p>
-                  <w:r>
-                    <w:rPr>
-                      <w:rFonts w:cs="Arial"/>
-                    </w:rPr>
-                    <w:t>Module 39: Deutsch-Jozsa Problem Framing</w:t>
-                  </w:r>
-                </w:p>
-              </w:tc>
-              <w:tc>
-                <w:tcPr>
-                  <w:tcW w:w="5400" w:type="dxa"/>
-                </w:tcPr>
-                <w:p>
-                  <w:pPr>
-                    <w:rPr>
-                      <w:rFonts w:cs="Arial"/>
-                    </w:rPr>
-                  </w:pPr>
-                  <w:r>
-                    <w:rPr>
-                      <w:rFonts w:cs="Arial"/>
-                    </w:rPr>
-                    <w:t>Learners will explain the Deutsch-Jozsa problem and describe how it demonstrates the potential speed advantage of quantum computation.</w:t>
-                  </w:r>
-                </w:p>
-              </w:tc>
-            </w:tr>
-            <w:tr>
-              <w:tc>
-                <w:tcPr>
-                  <w:tcW w:w="504" w:type="dxa"/>
-                </w:tcPr>
-                <w:p>
-                  <w:r>
-                    <w:rPr>
-                      <w:rFonts w:cs="Arial"/>
-                    </w:rPr>
-                    <w:t>40</w:t>
-                  </w:r>
-                </w:p>
-              </w:tc>
-              <w:tc>
-                <w:tcPr>
-                  <w:tcW w:w="2520" w:type="dxa"/>
-                </w:tcPr>
-                <w:p>
-                  <w:r>
-                    <w:rPr>
-                      <w:rFonts w:cs="Arial"/>
-                    </w:rPr>
-                    <w:t>Module 40: Deutsch-Jozsa Algorithm Design</w:t>
-                  </w:r>
-                </w:p>
-              </w:tc>
-              <w:tc>
-                <w:tcPr>
-                  <w:tcW w:w="5400" w:type="dxa"/>
-                </w:tcPr>
-                <w:p>
-                  <w:pPr>
-                    <w:rPr>
-                      <w:rFonts w:cs="Arial"/>
-                    </w:rPr>
-                  </w:pPr>
-                  <w:r>
-                    <w:rPr>
-                      <w:rFonts w:cs="Arial"/>
-                    </w:rPr>
-                    <w:t>Learners will design the Deutsch-Jozsa algorithm, including oracle reasoning, circuit structure and interpretation of constant versus balanced functions.</w:t>
-                  </w:r>
-                </w:p>
-              </w:tc>
-            </w:tr>
-            <w:tr>
-              <w:tc>
-                <w:tcPr>
-                  <w:tcW w:w="504" w:type="dxa"/>
-                </w:tcPr>
-                <w:p>
-                  <w:r>
-                    <w:rPr>
-                      <w:rFonts w:cs="Arial"/>
-                    </w:rPr>
-                    <w:t>41</w:t>
-                  </w:r>
-                </w:p>
-              </w:tc>
-              <w:tc>
-                <w:tcPr>
-                  <w:tcW w:w="2520" w:type="dxa"/>
-                </w:tcPr>
-                <w:p>
-                  <w:r>
-                    <w:rPr>
-                      <w:rFonts w:cs="Arial"/>
-                    </w:rPr>
-                    <w:t>Module 41: Deutsch-Jozsa Implementation in Qiskit</w:t>
-                  </w:r>
-                </w:p>
-              </w:tc>
-              <w:tc>
-                <w:tcPr>
-                  <w:tcW w:w="5400" w:type="dxa"/>
-                </w:tcPr>
-                <w:p>
-                  <w:pPr>
-                    <w:rPr>
-                      <w:rFonts w:cs="Arial"/>
-                    </w:rPr>
-                  </w:pPr>
-                  <w:r>
-                    <w:rPr>
-                      <w:rFonts w:cs="Arial"/>
-                    </w:rPr>
-                    <w:t>Learners will implement the Deutsch-Jozsa algorithm in Qiskit, test oracle behaviour and analyse algorithm outputs.</w:t>
-                  </w:r>
-                </w:p>
-              </w:tc>
-            </w:tr>
-            <w:tr>
-              <w:tc>
-                <w:tcPr>
-                  <w:tcW w:w="504" w:type="dxa"/>
-                </w:tcPr>
-                <w:p>
-                  <w:r>
-                    <w:rPr>
-                      <w:rFonts w:cs="Arial"/>
-                    </w:rPr>
-                    <w:t>42</w:t>
-                  </w:r>
-                </w:p>
-              </w:tc>
-              <w:tc>
-                <w:tcPr>
-                  <w:tcW w:w="2520" w:type="dxa"/>
-                </w:tcPr>
-                <w:p>
-                  <w:r>
-                    <w:rPr>
-                      <w:rFonts w:cs="Arial"/>
-                    </w:rPr>
-                    <w:t>Module 42: Quantum Key Distribution Concepts</w:t>
-                  </w:r>
-                </w:p>
-              </w:tc>
-              <w:tc>
-                <w:tcPr>
-                  <w:tcW w:w="5400" w:type="dxa"/>
-                </w:tcPr>
-                <w:p>
-                  <w:pPr>
-                    <w:rPr>
-                      <w:rFonts w:cs="Arial"/>
-                    </w:rPr>
-                  </w:pPr>
-                  <w:r>
-                    <w:rPr>
-                      <w:rFonts w:cs="Arial"/>
-                    </w:rPr>
-                    <w:t>Learners will explain the principles of quantum key distribution and discuss implications for secure communication and classical cryptography.</w:t>
-                  </w:r>
-                </w:p>
-              </w:tc>
-            </w:tr>
-            <w:tr>
-              <w:tc>
-                <w:tcPr>
-                  <w:tcW w:w="504" w:type="dxa"/>
-                </w:tcPr>
-                <w:p>
-                  <w:r>
-                    <w:rPr>
-                      <w:rFonts w:cs="Arial"/>
-                    </w:rPr>
-                    <w:t>43</w:t>
-                  </w:r>
-                </w:p>
-              </w:tc>
-              <w:tc>
-                <w:tcPr>
-                  <w:tcW w:w="2520" w:type="dxa"/>
-                </w:tcPr>
-                <w:p>
-                  <w:r>
-                    <w:rPr>
-                      <w:rFonts w:cs="Arial"/>
-                    </w:rPr>
-                    <w:t>Module 43: Quantum Teleportation Protocol Principles</w:t>
-                  </w:r>
-                </w:p>
-              </w:tc>
-              <w:tc>
-                <w:tcPr>
-                  <w:tcW w:w="5400" w:type="dxa"/>
-                </w:tcPr>
-                <w:p>
-                  <w:pPr>
-                    <w:rPr>
-                      <w:rFonts w:cs="Arial"/>
-                    </w:rPr>
-                  </w:pPr>
-                  <w:r>
-                    <w:rPr>
-                      <w:rFonts w:cs="Arial"/>
-                    </w:rPr>
-                    <w:t>Learners will describe the quantum teleportation protocol, including entanglement, classical communication and state transfer logic.</w:t>
-                  </w:r>
-                </w:p>
-              </w:tc>
-            </w:tr>
-            <w:tr>
-              <w:tc>
-                <w:tcPr>
-                  <w:tcW w:w="504" w:type="dxa"/>
-                </w:tcPr>
-                <w:p>
-                  <w:r>
-                    <w:rPr>
-                      <w:rFonts w:cs="Arial"/>
-                    </w:rPr>
-                    <w:t>44</w:t>
-                  </w:r>
-                </w:p>
-              </w:tc>
-              <w:tc>
-                <w:tcPr>
-                  <w:tcW w:w="2520" w:type="dxa"/>
-                </w:tcPr>
-                <w:p>
-                  <w:r>
-                    <w:rPr>
-                      <w:rFonts w:cs="Arial"/>
-                    </w:rPr>
-                    <w:t>Module 44: Further Learning and Quantum Practice Portfolio</w:t>
-                  </w:r>
-                </w:p>
-              </w:tc>
-              <w:tc>
-                <w:tcPr>
-                  <w:tcW w:w="5400" w:type="dxa"/>
-                </w:tcPr>
-                <w:p>
-                  <w:pPr>
-                    <w:rPr>
-                      <w:rFonts w:cs="Arial"/>
-                    </w:rPr>
-                  </w:pPr>
-                  <w:r>
-                    <w:rPr>
-                      <w:rFonts w:cs="Arial"/>
-                    </w:rPr>
-                    <w:t>Learners will consolidate the full course through practice assessment, portfolio review and planning for continued development in quantum computing.</w:t>
+                    <w:t>Learners will describe quantum key distribution and quantum teleportation principles, consolidate applied Qiskit practice through assessment and portfolio work, and plan further development in quantum computing.</w:t>
                   </w:r>
                 </w:p>
               </w:tc>
@@ -2951,10 +1067,7 @@
               </w:rPr>
             </w:pPr>
             <w:r>
-              <w:rPr>
-                <w:rFonts w:cs="Arial"/>
-              </w:rPr>
-              <w:t>Duration:  ~34 months (part-time)</w:t>
+              <w:t>Duration:  ~17 weeks (approximately 4 months) (part-time)</w:t>
             </w:r>
           </w:p>
           <w:p>
@@ -2964,10 +1077,7 @@
               </w:rPr>
             </w:pPr>
             <w:r>
-              <w:rPr>
-                <w:rFonts w:cs="Arial"/>
-              </w:rPr>
-              <w:t>Class Frequency:  3 days per week x 3 hours per day (part-time), 7:00 PM - 10:00 PM</w:t>
+              <w:t>Class Frequency:  3 sessions per week x 3 hours per session (part-time), 7:00 PM - 10:00 PM</w:t>
             </w:r>
           </w:p>
           <w:p>
@@ -2977,10 +1087,7 @@
               </w:rPr>
             </w:pPr>
             <w:r>
-              <w:rPr>
-                <w:rFonts w:cs="Arial"/>
-              </w:rPr>
-              <w:t>Total Course Hours:  1320 hours (part-time)</w:t>
+              <w:t>Total Course Hours:  150 hours (part-time)</w:t>
             </w:r>
           </w:p>
           <w:p>
@@ -2990,10 +1097,7 @@
               </w:rPr>
             </w:pPr>
             <w:r>
-              <w:rPr>
-                <w:rFonts w:cs="Arial"/>
-              </w:rPr>
-              <w:t>Computation for course hours:  44 modules x 10 sessions x 3 hours = 1320 hours.</w:t>
+              <w:t>Computation for course hours:  5 modules x 10 sessions x 3 hours = 150 hours. Duration computation:  50 sessions / 3 sessions per week = ~17 weeks.</w:t>
             </w:r>
           </w:p>
           <w:tbl>
@@ -3232,10 +1336,7 @@
                 </w:tcPr>
                 <w:p>
                   <w:r>
-                    <w:rPr>
-                      <w:rFonts w:cs="Arial"/>
-                    </w:rPr>
-                    <w:t>594</w:t>
+                    <w:t>72</w:t>
                   </w:r>
                 </w:p>
               </w:tc>
@@ -3286,10 +1387,7 @@
                 </w:tcPr>
                 <w:p>
                   <w:r>
-                    <w:rPr>
-                      <w:rFonts w:cs="Arial"/>
-                    </w:rPr>
-                    <w:t>594</w:t>
+                    <w:t>63</w:t>
                   </w:r>
                 </w:p>
               </w:tc>
@@ -3394,10 +1492,7 @@
                 </w:tcPr>
                 <w:p>
                   <w:r>
-                    <w:rPr>
-                      <w:rFonts w:cs="Arial"/>
-                    </w:rPr>
-                    <w:t>132</w:t>
+                    <w:t>15</w:t>
                   </w:r>
                 </w:p>
               </w:tc>
@@ -3407,10 +1502,7 @@
                 </w:tcPr>
                 <w:p>
                   <w:r>
-                    <w:rPr>
-                      <w:rFonts w:cs="Arial"/>
-                    </w:rPr>
-                    <w:t>3-hour assessment after each of the 44 modules</w:t>
+                    <w:t>3-hour assessment after each of the 5 modules</w:t>
                   </w:r>
                 </w:p>
               </w:tc>
@@ -3441,10 +1533,7 @@
                 </w:tcPr>
                 <w:p>
                   <w:r>
-                    <w:rPr>
-                      <w:rFonts w:cs="Arial"/>
-                    </w:rPr>
-                    <w:t>1320</w:t>
+                    <w:t>150</w:t>
                   </w:r>
                 </w:p>
               </w:tc>
@@ -3454,10 +1543,7 @@
                 </w:tcPr>
                 <w:p>
                   <w:r>
-                    <w:rPr>
-                      <w:rFonts w:cs="Arial"/>
-                    </w:rPr>
-                    <w:t>440 sessions x 3 hours (396 teaching + 44 assessment)</w:t>
+                    <w:t>50 sessions x 3 hours (45 teaching + 5 assessment)</w:t>
                   </w:r>
                 </w:p>
               </w:tc>
@@ -3501,7 +1587,7 @@
               <w:rPr>
                 <w:rFonts w:cs="Arial"/>
               </w:rPr>
-              <w:t>Age: 21 years old</w:t>
+              <w:t>Age:</w:t>
             </w:r>
           </w:p>
           <w:p>
@@ -3515,7 +1601,7 @@
               <w:rPr>
                 <w:rFonts w:cs="Arial"/>
               </w:rPr>
-              <w:t>Language Proficiency: At least C6 for GCE "O" Level English</w:t>
+              <w:t>At least 21 years old</w:t>
             </w:r>
           </w:p>
           <w:p>
@@ -3529,7 +1615,7 @@
               <w:rPr>
                 <w:rFonts w:cs="Arial"/>
               </w:rPr>
-              <w:t>Academic: At least C6 for GCE "O" Level in any 3 subjects</w:t>
+              <w:t>Academic:</w:t>
             </w:r>
           </w:p>
           <w:p>
@@ -3540,7 +1626,18 @@
               <w:rPr>
                 <w:rFonts w:cs="Arial"/>
               </w:rPr>
-              <w:t>Recommended (not mandatory): basic Python programming familiarity and basic secondary-level mathematics. Exposure to linear algebra, complex numbers or cloud-based notebooks is helpful but not required. No prior quantum computing knowledge is required.</w:t>
+              <w:t>At least C6 at GCE O-Level in any 3 subjects, or equivalent; or</w:t>
+            </w:r>
+          </w:p>
+          <w:p>
+            <w:pPr>
+              <w:spacing w:after="40"/>
+            </w:pPr>
+            <w:r>
+              <w:rPr>
+                <w:rFonts w:cs="Arial"/>
+              </w:rPr>
+              <w:t>Mature candidate who is at least 25 years old with at least 4 years of working experience</w:t>
             </w:r>
           </w:p>
         </w:tc>
@@ -3637,10 +1734,7 @@
               </w:rPr>
             </w:pPr>
             <w:r>
-              <w:rPr>
-                <w:rFonts w:cs="Arial"/>
-              </w:rPr>
-              <w:t>Maximum time allowed to complete the modular courses for award of the certificate qualification: ~34 months (part-time).</w:t>
+              <w:t>Maximum time allowed to complete the modular courses for award of the certificate qualification: ~17 weeks (approximately 4 months) (part-time).</w:t>
             </w:r>
           </w:p>
           <w:p>
@@ -3821,570 +1915,28 @@
                   <w:tcW w:w="5040" w:type="dxa"/>
                 </w:tcPr>
                 <w:p>
-                  <w:pPr>
-                    <w:rPr>
-                      <w:rFonts w:cs="Arial"/>
-                    </w:rPr>
-                  </w:pPr>
                   <w:r>
-                    <w:rPr>
-                      <w:rFonts w:cs="Arial"/>
-                    </w:rPr>
-                    <w:t>Module 1: Orientation to Applied Quantum Computing</w:t>
-                  </w:r>
-                </w:p>
-                <w:p>
-                  <w:pPr>
-                    <w:rPr>
-                      <w:rFonts w:cs="Arial"/>
-                    </w:rPr>
-                  </w:pPr>
-                  <w:r>
-                    <w:rPr>
-                      <w:rFonts w:cs="Arial"/>
-                    </w:rPr>
-                    <w:t>Module 2: Quantum Physics Concepts for Computing</w:t>
-                  </w:r>
-                </w:p>
-                <w:p>
-                  <w:pPr>
-                    <w:rPr>
-                      <w:rFonts w:cs="Arial"/>
-                    </w:rPr>
-                  </w:pPr>
-                  <w:r>
-                    <w:rPr>
-                      <w:rFonts w:cs="Arial"/>
-                    </w:rPr>
-                    <w:t>Module 3: Bits, Qubits and Computational States</w:t>
-                  </w:r>
-                </w:p>
-                <w:p>
-                  <w:pPr>
-                    <w:rPr>
-                      <w:rFonts w:cs="Arial"/>
-                    </w:rPr>
-                  </w:pPr>
-                  <w:r>
-                    <w:rPr>
-                      <w:rFonts w:cs="Arial"/>
-                    </w:rPr>
-                    <w:t>Module 4: Qubit Preparation, Stability and Measurement</w:t>
-                  </w:r>
-                </w:p>
-                <w:p>
-                  <w:pPr>
-                    <w:rPr>
-                      <w:rFonts w:cs="Arial"/>
-                    </w:rPr>
-                  </w:pPr>
-                  <w:r>
-                    <w:rPr>
-                      <w:rFonts w:cs="Arial"/>
-                    </w:rPr>
-                    <w:t>Module 5: Linear Algebra Models for Quantum States</w:t>
-                  </w:r>
-                </w:p>
-                <w:p>
-                  <w:pPr>
-                    <w:rPr>
-                      <w:rFonts w:cs="Arial"/>
-                    </w:rPr>
-                  </w:pPr>
-                  <w:r>
-                    <w:rPr>
-                      <w:rFonts w:cs="Arial"/>
-                    </w:rPr>
-                    <w:t>Module 6: Classical Logic Foundations for Quantum Study</w:t>
-                  </w:r>
-                </w:p>
-                <w:p>
-                  <w:pPr>
-                    <w:rPr>
-                      <w:rFonts w:cs="Arial"/>
-                    </w:rPr>
-                  </w:pPr>
-                  <w:r>
-                    <w:rPr>
-                      <w:rFonts w:cs="Arial"/>
-                    </w:rPr>
-                    <w:t>Module 7: Quantum Software Platforms and Toolchains</w:t>
-                  </w:r>
-                </w:p>
-                <w:p>
-                  <w:pPr>
-                    <w:rPr>
-                      <w:rFonts w:cs="Arial"/>
-                    </w:rPr>
-                  </w:pPr>
-                  <w:r>
-                    <w:rPr>
-                      <w:rFonts w:cs="Arial"/>
-                    </w:rPr>
-                    <w:t>Module 8: Python Environment Setup with Anaconda</w:t>
-                  </w:r>
-                </w:p>
-                <w:p>
-                  <w:pPr>
-                    <w:rPr>
-                      <w:rFonts w:cs="Arial"/>
-                    </w:rPr>
-                  </w:pPr>
-                  <w:r>
-                    <w:rPr>
-                      <w:rFonts w:cs="Arial"/>
-                    </w:rPr>
-                    <w:t>Module 9: Qiskit Installation and Verification</w:t>
-                  </w:r>
-                </w:p>
-                <w:p>
-                  <w:pPr>
-                    <w:rPr>
-                      <w:rFonts w:cs="Arial"/>
-                    </w:rPr>
-                  </w:pPr>
-                  <w:r>
-                    <w:rPr>
-                      <w:rFonts w:cs="Arial"/>
-                    </w:rPr>
-                    <w:t>Module 10: Building X-Gate Circuits in Qiskit</w:t>
-                  </w:r>
-                </w:p>
-                <w:p>
-                  <w:pPr>
-                    <w:rPr>
-                      <w:rFonts w:cs="Arial"/>
-                    </w:rPr>
-                  </w:pPr>
-                  <w:r>
-                    <w:rPr>
-                      <w:rFonts w:cs="Arial"/>
-                    </w:rPr>
-                    <w:t>Module 11: Configuring X-Gate Inputs and Measurements</w:t>
-                  </w:r>
-                </w:p>
-                <w:p>
-                  <w:pPr>
-                    <w:rPr>
-                      <w:rFonts w:cs="Arial"/>
-                    </w:rPr>
-                  </w:pPr>
-                  <w:r>
-                    <w:rPr>
-                      <w:rFonts w:cs="Arial"/>
-                    </w:rPr>
-                    <w:t>Module 12: X-Gate Experiments on IBM Quantum Hardware</w:t>
-                  </w:r>
-                </w:p>
-                <w:p>
-                  <w:pPr>
-                    <w:rPr>
-                      <w:rFonts w:cs="Arial"/>
-                    </w:rPr>
-                  </w:pPr>
-                  <w:r>
-                    <w:rPr>
-                      <w:rFonts w:cs="Arial"/>
-                    </w:rPr>
-                    <w:t>Module 13: State-Vector Interpretation of Pauli Operators</w:t>
-                  </w:r>
-                </w:p>
-                <w:p>
-                  <w:pPr>
-                    <w:rPr>
-                      <w:rFonts w:cs="Arial"/>
-                    </w:rPr>
-                  </w:pPr>
-                  <w:r>
-                    <w:rPr>
-                      <w:rFonts w:cs="Arial"/>
-                    </w:rPr>
-                    <w:t>Module 14: Applying Y-Gate Transformations</w:t>
-                  </w:r>
-                </w:p>
-                <w:p>
-                  <w:pPr>
-                    <w:rPr>
-                      <w:rFonts w:cs="Arial"/>
-                    </w:rPr>
-                  </w:pPr>
-                  <w:r>
-                    <w:rPr>
-                      <w:rFonts w:cs="Arial"/>
-                    </w:rPr>
-                    <w:t>Module 15: Applying Z-Gate Phase Operations</w:t>
-                  </w:r>
-                </w:p>
-                <w:p>
-                  <w:pPr>
-                    <w:rPr>
-                      <w:rFonts w:cs="Arial"/>
-                    </w:rPr>
-                  </w:pPr>
-                  <w:r>
-                    <w:rPr>
-                      <w:rFonts w:cs="Arial"/>
-                    </w:rPr>
-                    <w:t>Module 16: Eigenstates and Pauli-Gate Measurement Behaviour</w:t>
-                  </w:r>
-                </w:p>
-                <w:p>
-                  <w:pPr>
-                    <w:rPr>
-                      <w:rFonts w:cs="Arial"/>
-                    </w:rPr>
-                  </w:pPr>
-                  <w:r>
-                    <w:rPr>
-                      <w:rFonts w:cs="Arial"/>
-                    </w:rPr>
-                    <w:t>Module 17: Superposition with the Hadamard Operator</w:t>
-                  </w:r>
-                </w:p>
-                <w:p>
-                  <w:pPr>
-                    <w:rPr>
-                      <w:rFonts w:cs="Arial"/>
-                    </w:rPr>
-                  </w:pPr>
-                  <w:r>
-                    <w:rPr>
-                      <w:rFonts w:cs="Arial"/>
-                    </w:rPr>
-                    <w:t>Module 18: Implementing Hadamard Circuits in Qiskit</w:t>
-                  </w:r>
-                </w:p>
-                <w:p>
-                  <w:pPr>
-                    <w:rPr>
-                      <w:rFonts w:cs="Arial"/>
-                    </w:rPr>
-                  </w:pPr>
-                  <w:r>
-                    <w:rPr>
-                      <w:rFonts w:cs="Arial"/>
-                    </w:rPr>
-                    <w:t>Module 19: Hadamard Practice and Circuit Interpretation</w:t>
-                  </w:r>
-                </w:p>
-                <w:p>
-                  <w:pPr>
-                    <w:rPr>
-                      <w:rFonts w:cs="Arial"/>
-                    </w:rPr>
-                  </w:pPr>
-                  <w:r>
-                    <w:rPr>
-                      <w:rFonts w:cs="Arial"/>
-                    </w:rPr>
-                    <w:t>Module 20: Hadamard Experiments on IBM Quantum Systems</w:t>
-                  </w:r>
-                </w:p>
-                <w:p>
-                  <w:pPr>
-                    <w:rPr>
-                      <w:rFonts w:cs="Arial"/>
-                    </w:rPr>
-                  </w:pPr>
-                  <w:r>
-                    <w:rPr>
-                      <w:rFonts w:cs="Arial"/>
-                    </w:rPr>
-                    <w:t>Module 21: Phase Rotation with R-Phi Operations</w:t>
-                  </w:r>
-                </w:p>
-                <w:p>
-                  <w:pPr>
-                    <w:rPr>
-                      <w:rFonts w:cs="Arial"/>
-                    </w:rPr>
-                  </w:pPr>
-                  <w:r>
-                    <w:rPr>
-                      <w:rFonts w:cs="Arial"/>
-                    </w:rPr>
-                    <w:t>Module 22: Quarter- and Eighth-Turn Phase Gates</w:t>
-                  </w:r>
-                </w:p>
-                <w:p>
-                  <w:pPr>
-                    <w:rPr>
-                      <w:rFonts w:cs="Arial"/>
-                    </w:rPr>
-                  </w:pPr>
-                  <w:r>
-                    <w:rPr>
-                      <w:rFonts w:cs="Arial"/>
-                    </w:rPr>
-                    <w:t>Module 23: Universal, Identity and Parameterised Gates</w:t>
-                  </w:r>
-                </w:p>
-                <w:p>
-                  <w:pPr>
-                    <w:rPr>
-                      <w:rFonts w:cs="Arial"/>
-                    </w:rPr>
-                  </w:pPr>
-                  <w:r>
-                    <w:rPr>
-                      <w:rFonts w:cs="Arial"/>
-                    </w:rPr>
-                    <w:t>Module 24: Foundations of Multi-Qubit Computation</w:t>
-                  </w:r>
-                </w:p>
-                <w:p>
-                  <w:pPr>
-                    <w:rPr>
-                      <w:rFonts w:cs="Arial"/>
-                    </w:rPr>
-                  </w:pPr>
-                  <w:r>
-                    <w:rPr>
-                      <w:rFonts w:cs="Arial"/>
-                    </w:rPr>
-                    <w:t>Module 25: Tensor-Product Representation of Multi-Qubit States</w:t>
-                  </w:r>
-                </w:p>
-                <w:p>
-                  <w:pPr>
-                    <w:rPr>
-                      <w:rFonts w:cs="Arial"/>
-                    </w:rPr>
-                  </w:pPr>
-                  <w:r>
-                    <w:rPr>
-                      <w:rFonts w:cs="Arial"/>
-                    </w:rPr>
-                    <w:t>Module 26: Multi-Qubit Circuit Construction I</w:t>
-                  </w:r>
-                </w:p>
-                <w:p>
-                  <w:pPr>
-                    <w:rPr>
-                      <w:rFonts w:cs="Arial"/>
-                    </w:rPr>
-                  </w:pPr>
-                  <w:r>
-                    <w:rPr>
-                      <w:rFonts w:cs="Arial"/>
-                    </w:rPr>
-                    <w:t>Module 27: Multi-Qubit Circuit Construction II</w:t>
-                  </w:r>
-                </w:p>
-                <w:p>
-                  <w:pPr>
-                    <w:rPr>
-                      <w:rFonts w:cs="Arial"/>
-                    </w:rPr>
-                  </w:pPr>
-                  <w:r>
-                    <w:rPr>
-                      <w:rFonts w:cs="Arial"/>
-                    </w:rPr>
-                    <w:t>Module 28: Controlled-NOT Logic with Basis States</w:t>
-                  </w:r>
-                </w:p>
-                <w:p>
-                  <w:pPr>
-                    <w:rPr>
-                      <w:rFonts w:cs="Arial"/>
-                    </w:rPr>
-                  </w:pPr>
-                  <w:r>
-                    <w:rPr>
-                      <w:rFonts w:cs="Arial"/>
-                    </w:rPr>
-                    <w:t>Module 29: Controlled-NOT Behaviour with Control Superposition</w:t>
-                  </w:r>
-                </w:p>
-                <w:p>
-                  <w:pPr>
-                    <w:rPr>
-                      <w:rFonts w:cs="Arial"/>
-                    </w:rPr>
-                  </w:pPr>
-                  <w:r>
-                    <w:rPr>
-                      <w:rFonts w:cs="Arial"/>
-                    </w:rPr>
-                    <w:t>Module 30: Superposed CNOT Experiments on IBM Hardware</w:t>
-                  </w:r>
-                </w:p>
-                <w:p>
-                  <w:pPr>
-                    <w:rPr>
-                      <w:rFonts w:cs="Arial"/>
-                    </w:rPr>
-                  </w:pPr>
-                  <w:r>
-                    <w:rPr>
-                      <w:rFonts w:cs="Arial"/>
-                    </w:rPr>
-                    <w:t>Module 31: CNOT Behaviour with Dual Superposition</w:t>
-                  </w:r>
-                </w:p>
-                <w:p>
-                  <w:pPr>
-                    <w:rPr>
-                      <w:rFonts w:cs="Arial"/>
-                    </w:rPr>
-                  </w:pPr>
-                  <w:r>
-                    <w:rPr>
-                      <w:rFonts w:cs="Arial"/>
-                    </w:rPr>
-                    <w:t>Module 32: CNOT Target-State Variation in Superposition Circuits</w:t>
-                  </w:r>
-                </w:p>
-                <w:p>
-                  <w:pPr>
-                    <w:rPr>
-                      <w:rFonts w:cs="Arial"/>
-                    </w:rPr>
-                  </w:pPr>
-                  <w:r>
-                    <w:rPr>
-                      <w:rFonts w:cs="Arial"/>
-                    </w:rPr>
-                    <w:t>Module 33: Simplifying Circuits with CNOT Equivalences</w:t>
-                  </w:r>
-                </w:p>
-                <w:p>
-                  <w:pPr>
-                    <w:rPr>
-                      <w:rFonts w:cs="Arial"/>
-                    </w:rPr>
-                  </w:pPr>
-                  <w:r>
-                    <w:rPr>
-                      <w:rFonts w:cs="Arial"/>
-                    </w:rPr>
-                    <w:t>Module 34: Controlled-Z Equivalence and Circuit Transformation</w:t>
-                  </w:r>
-                </w:p>
-                <w:p>
-                  <w:pPr>
-                    <w:rPr>
-                      <w:rFonts w:cs="Arial"/>
-                    </w:rPr>
-                  </w:pPr>
-                  <w:r>
-                    <w:rPr>
-                      <w:rFonts w:cs="Arial"/>
-                    </w:rPr>
-                    <w:t>Module 35: Controlled-Y Equivalence and Circuit Transformation</w:t>
-                  </w:r>
-                </w:p>
-                <w:p>
-                  <w:pPr>
-                    <w:rPr>
-                      <w:rFonts w:cs="Arial"/>
-                    </w:rPr>
-                  </w:pPr>
-                  <w:r>
-                    <w:rPr>
-                      <w:rFonts w:cs="Arial"/>
-                    </w:rPr>
-                    <w:t>Module 36: SWAP Equivalence and Qubit Reordering</w:t>
-                  </w:r>
-                </w:p>
-                <w:p>
-                  <w:pPr>
-                    <w:rPr>
-                      <w:rFonts w:cs="Arial"/>
-                    </w:rPr>
-                  </w:pPr>
-                  <w:r>
-                    <w:rPr>
-                      <w:rFonts w:cs="Arial"/>
-                    </w:rPr>
-                    <w:t>Module 37: Three-Qubit Control with Toffoli Operations</w:t>
-                  </w:r>
-                </w:p>
-                <w:p>
-                  <w:pPr>
-                    <w:rPr>
-                      <w:rFonts w:cs="Arial"/>
-                    </w:rPr>
-                  </w:pPr>
-                  <w:r>
-                    <w:rPr>
-                      <w:rFonts w:cs="Arial"/>
-                    </w:rPr>
-                    <w:t>Module 38: Toffoli Decomposition and Circuit Equivalence</w:t>
-                  </w:r>
-                </w:p>
-                <w:p>
-                  <w:pPr>
-                    <w:rPr>
-                      <w:rFonts w:cs="Arial"/>
-                    </w:rPr>
-                  </w:pPr>
-                  <w:r>
-                    <w:rPr>
-                      <w:rFonts w:cs="Arial"/>
-                    </w:rPr>
-                    <w:t>Module 39: Deutsch-Jozsa Problem Framing</w:t>
-                  </w:r>
-                </w:p>
-                <w:p>
-                  <w:pPr>
-                    <w:rPr>
-                      <w:rFonts w:cs="Arial"/>
-                    </w:rPr>
-                  </w:pPr>
-                  <w:r>
-                    <w:rPr>
-                      <w:rFonts w:cs="Arial"/>
-                    </w:rPr>
-                    <w:t>Module 40: Deutsch-Jozsa Algorithm Design</w:t>
-                  </w:r>
-                </w:p>
-                <w:p>
-                  <w:pPr>
-                    <w:rPr>
-                      <w:rFonts w:cs="Arial"/>
-                    </w:rPr>
-                  </w:pPr>
-                  <w:r>
-                    <w:rPr>
-                      <w:rFonts w:cs="Arial"/>
-                    </w:rPr>
-                    <w:t>Module 41: Deutsch-Jozsa Implementation in Qiskit</w:t>
-                  </w:r>
-                </w:p>
-                <w:p>
-                  <w:pPr>
-                    <w:rPr>
-                      <w:rFonts w:cs="Arial"/>
-                    </w:rPr>
-                  </w:pPr>
-                  <w:r>
-                    <w:rPr>
-                      <w:rFonts w:cs="Arial"/>
-                    </w:rPr>
-                    <w:t>Module 42: Quantum Key Distribution Concepts</w:t>
-                  </w:r>
-                </w:p>
-                <w:p>
-                  <w:pPr>
-                    <w:rPr>
-                      <w:rFonts w:cs="Arial"/>
-                    </w:rPr>
-                  </w:pPr>
-                  <w:r>
-                    <w:rPr>
-                      <w:rFonts w:cs="Arial"/>
-                    </w:rPr>
-                    <w:t>Module 43: Quantum Teleportation Protocol Principles</w:t>
+                    <w:t>Module 1: Quantum Computing Foundations and Mathematical Models</w:t>
                   </w:r>
                 </w:p>
                 <w:p>
                   <w:r>
-                    <w:rPr>
-                      <w:rFonts w:cs="Arial"/>
-                    </w:rPr>
-                    <w:t>Module 44: Further Learning and Quantum Practice Portfolio</w:t>
+                    <w:t>Module 2: Qiskit Development and Single-Qubit Circuit Programming</w:t>
+                  </w:r>
+                </w:p>
+                <w:p>
+                  <w:r>
+                    <w:t>Module 3: Multi-Qubit Circuits, Entanglement and Gate Equivalences</w:t>
+                  </w:r>
+                </w:p>
+                <w:p>
+                  <w:r>
+                    <w:t>Module 4: Quantum Algorithms and IBM Quantum Hardware Execution</w:t>
+                  </w:r>
+                </w:p>
+                <w:p>
+                  <w:r>
+                    <w:t>Module 5: Quantum Communication Protocols and Applied Practice Portfolio</w:t>
                   </w:r>
                 </w:p>
               </w:tc>
